--- a/backend/controllers/output_3.docx
+++ b/backend/controllers/output_3.docx
@@ -39,7 +39,7 @@
           <w:bCs/>
           <w:lang w:val="en-US"/>
         </w:rPr>
-        <w:t xml:space="preserve">CSE316:</w:t>
+        <w:t xml:space="preserve">CSE372:</w:t>
       </w:r>
       <w:r>
         <w:rPr>
@@ -57,7 +57,7 @@
           <w:bCs/>
           <w:lang w:val="en-US"/>
         </w:rPr>
-        <w:t xml:space="preserve">Operating System </w:t>
+        <w:t xml:space="preserve">UI UX Design</w:t>
       </w:r>
     </w:p>
     <w:p>
@@ -260,7 +260,7 @@
           <w:rStyle w:val="markedcontent"/>
           <w:rFonts w:ascii="Times New Roman" w:hAnsi="Times New Roman" w:cs="Times New Roman"/>
         </w:rPr>
-        <w:t xml:space="preserve"> What is UI?</w:t>
+        <w:t xml:space="preserve"> What is lifeee?</w:t>
       </w:r>
       <w:r>
         <w:rPr>
@@ -321,142 +321,6 @@
           <w:rFonts w:ascii="Times New Roman" w:hAnsi="Times New Roman" w:cs="Times New Roman"/>
         </w:rPr>
         <w:t/>
-      </w:r>
-      <w:r>
-        <w:rPr>
-          <w:rStyle w:val="hljs-selector-id"/>
-          <w:rFonts w:ascii="Times New Roman" w:hAnsi="Times New Roman" w:cs="Times New Roman"/>
-        </w:rPr>
-        <w:t/>
-      </w:r>
-      <w:r>
-        <w:rPr>
-          <w:rFonts w:ascii="Times New Roman" w:hAnsi="Times New Roman" w:cs="Times New Roman"/>
-        </w:rPr>
-        <w:t/>
-      </w:r>
-    </w:p>
-    <w:p>
-      <w:pPr>
-        <w:spacing w:after="0" w:line="240" w:lineRule="auto"/>
-        <w:rPr>
-          <w:rFonts w:ascii="Times New Roman" w:hAnsi="Times New Roman" w:cs="Times New Roman"/>
-          <w:lang w:val="en-US"/>
-        </w:rPr>
-      </w:pPr>
-      <w:r>
-        <w:rPr>
-          <w:rFonts w:ascii="Times New Roman" w:hAnsi="Times New Roman" w:cs="Times New Roman"/>
-        </w:rPr>
-        <w:t xml:space="preserve">    </w:t>
-      </w:r>
-      <w:r>
-        <w:rPr>
-          <w:rFonts w:ascii="Times New Roman" w:hAnsi="Times New Roman" w:cs="Times New Roman"/>
-        </w:rPr>
-        <w:t xml:space="preserve">A. A software</w:t>
-      </w:r>
-      <w:r>
-        <w:rPr>
-          <w:rStyle w:val="hljs-selector-id"/>
-          <w:rFonts w:ascii="Times New Roman" w:hAnsi="Times New Roman" w:cs="Times New Roman"/>
-        </w:rPr>
-        <w:t/>
-      </w:r>
-      <w:r>
-        <w:rPr>
-          <w:rFonts w:ascii="Times New Roman" w:hAnsi="Times New Roman" w:cs="Times New Roman"/>
-        </w:rPr>
-        <w:t/>
-      </w:r>
-    </w:p>
-    <w:p>
-      <w:pPr>
-        <w:spacing w:after="0" w:line="240" w:lineRule="auto"/>
-        <w:rPr>
-          <w:rFonts w:ascii="Times New Roman" w:hAnsi="Times New Roman" w:cs="Times New Roman"/>
-          <w:lang w:val="en-US"/>
-        </w:rPr>
-      </w:pPr>
-      <w:r>
-        <w:rPr>
-          <w:rFonts w:ascii="Times New Roman" w:hAnsi="Times New Roman" w:cs="Times New Roman"/>
-        </w:rPr>
-        <w:t xml:space="preserve">    </w:t>
-      </w:r>
-      <w:r>
-        <w:rPr>
-          <w:rFonts w:ascii="Times New Roman" w:hAnsi="Times New Roman" w:cs="Times New Roman"/>
-        </w:rPr>
-        <w:t xml:space="preserve">B. A hardware</w:t>
-      </w:r>
-      <w:r>
-        <w:rPr>
-          <w:rStyle w:val="hljs-selector-id"/>
-          <w:rFonts w:ascii="Times New Roman" w:hAnsi="Times New Roman" w:cs="Times New Roman"/>
-        </w:rPr>
-        <w:t/>
-      </w:r>
-      <w:r>
-        <w:rPr>
-          <w:rFonts w:ascii="Times New Roman" w:hAnsi="Times New Roman" w:cs="Times New Roman"/>
-        </w:rPr>
-        <w:t/>
-      </w:r>
-    </w:p>
-    <w:p>
-      <w:pPr>
-        <w:spacing w:after="0" w:line="240" w:lineRule="auto"/>
-        <w:rPr>
-          <w:rFonts w:ascii="Times New Roman" w:hAnsi="Times New Roman" w:cs="Times New Roman"/>
-          <w:lang w:val="en-US"/>
-        </w:rPr>
-      </w:pPr>
-      <w:r>
-        <w:rPr>
-          <w:rFonts w:ascii="Times New Roman" w:hAnsi="Times New Roman" w:cs="Times New Roman"/>
-        </w:rPr>
-        <w:t xml:space="preserve">    </w:t>
-      </w:r>
-      <w:r>
-        <w:rPr>
-          <w:rFonts w:ascii="Times New Roman" w:hAnsi="Times New Roman" w:cs="Times New Roman"/>
-        </w:rPr>
-        <w:t xml:space="preserve">C. I don't know</w:t>
-      </w:r>
-      <w:r>
-        <w:rPr>
-          <w:rStyle w:val="hljs-selector-id"/>
-          <w:rFonts w:ascii="Times New Roman" w:hAnsi="Times New Roman" w:cs="Times New Roman"/>
-        </w:rPr>
-        <w:t/>
-      </w:r>
-      <w:r>
-        <w:rPr>
-          <w:rFonts w:ascii="Times New Roman" w:hAnsi="Times New Roman" w:cs="Times New Roman"/>
-        </w:rPr>
-        <w:t/>
-      </w:r>
-    </w:p>
-    <w:p>
-      <w:pPr>
-        <w:spacing w:after="0" w:line="240" w:lineRule="auto"/>
-        <w:rPr>
-          <w:rFonts w:ascii="Times New Roman" w:hAnsi="Times New Roman" w:cs="Times New Roman"/>
-          <w:lang w:val="en-US"/>
-        </w:rPr>
-      </w:pPr>
-      <w:r>
-        <w:rPr>
-          <w:rFonts w:ascii="Times New Roman" w:hAnsi="Times New Roman" w:cs="Times New Roman"/>
-        </w:rPr>
-        <w:t xml:space="preserve">    </w:t>
-      </w:r>
-      <w:r>
-        <w:rPr>
-          <w:rFonts w:ascii="Times New Roman" w:hAnsi="Times New Roman" w:cs="Times New Roman"/>
-        </w:rPr>
-        <w:t xml:space="preserve">D. I don't care</w:t>
       </w:r>
     </w:p>
     <w:p>

--- a/backend/controllers/output_3.docx
+++ b/backend/controllers/output_3.docx
@@ -21,6 +21,26 @@
         </w:rPr>
         <w:t xml:space="preserve">CA1</w:t>
       </w:r>
+      <w:proofErr w:type="spellStart"/>
+      <w:r>
+        <w:rPr>
+          <w:rFonts w:ascii="Times New Roman" w:hAnsi="Times New Roman" w:cs="Times New Roman"/>
+          <w:b/>
+          <w:bCs/>
+          <w:lang w:val="en-US"/>
+        </w:rPr>
+        <w:t/>
+      </w:r>
+      <w:proofErr w:type="spellEnd"/>
+      <w:r>
+        <w:rPr>
+          <w:rFonts w:ascii="Times New Roman" w:hAnsi="Times New Roman" w:cs="Times New Roman"/>
+          <w:b/>
+          <w:bCs/>
+          <w:lang w:val="en-US"/>
+        </w:rPr>
+        <w:t/>
+      </w:r>
     </w:p>
     <w:p>
       <w:pPr>
@@ -39,8 +59,9 @@
           <w:bCs/>
           <w:lang w:val="en-US"/>
         </w:rPr>
-        <w:t xml:space="preserve">CSE372:</w:t>
-      </w:r>
+        <w:t xml:space="preserve">CSE372</w:t>
+      </w:r>
+      <w:proofErr w:type="spellStart"/>
       <w:r>
         <w:rPr>
           <w:rFonts w:ascii="Times New Roman" w:hAnsi="Times New Roman" w:cs="Times New Roman"/>
@@ -48,6 +69,25 @@
           <w:bCs/>
           <w:lang w:val="en-US"/>
         </w:rPr>
+        <w:t/>
+      </w:r>
+      <w:proofErr w:type="spellEnd"/>
+      <w:r>
+        <w:rPr>
+          <w:rFonts w:ascii="Times New Roman" w:hAnsi="Times New Roman" w:cs="Times New Roman"/>
+          <w:b/>
+          <w:bCs/>
+          <w:lang w:val="en-US"/>
+        </w:rPr>
+        <w:t xml:space="preserve">:</w:t>
+      </w:r>
+      <w:r>
+        <w:rPr>
+          <w:rFonts w:ascii="Times New Roman" w:hAnsi="Times New Roman" w:cs="Times New Roman"/>
+          <w:b/>
+          <w:bCs/>
+          <w:lang w:val="en-US"/>
+        </w:rPr>
         <w:t xml:space="preserve"> </w:t>
       </w:r>
       <w:r>
@@ -58,6 +98,26 @@
           <w:lang w:val="en-US"/>
         </w:rPr>
         <w:t xml:space="preserve">UI UX Design</w:t>
+      </w:r>
+      <w:proofErr w:type="spellStart"/>
+      <w:r>
+        <w:rPr>
+          <w:rFonts w:ascii="Times New Roman" w:hAnsi="Times New Roman" w:cs="Times New Roman"/>
+          <w:b/>
+          <w:bCs/>
+          <w:lang w:val="en-US"/>
+        </w:rPr>
+        <w:t/>
+      </w:r>
+      <w:proofErr w:type="spellEnd"/>
+      <w:r>
+        <w:rPr>
+          <w:rFonts w:ascii="Times New Roman" w:hAnsi="Times New Roman" w:cs="Times New Roman"/>
+          <w:b/>
+          <w:bCs/>
+          <w:lang w:val="en-US"/>
+        </w:rPr>
+        <w:t/>
       </w:r>
     </w:p>
     <w:p>
@@ -234,13 +294,14 @@
       <w:pPr>
         <w:spacing w:after="0" w:line="240" w:lineRule="auto"/>
         <w:rPr>
-          <w:rFonts w:ascii="Times New Roman" w:hAnsi="Times New Roman" w:cs="Times New Roman"/>
-        </w:rPr>
-      </w:pPr>
-      <w:r>
-        <w:rPr>
           <w:rStyle w:val="markedcontent"/>
           <w:rFonts w:ascii="Times New Roman" w:hAnsi="Times New Roman" w:cs="Times New Roman"/>
+        </w:rPr>
+      </w:pPr>
+      <w:r>
+        <w:rPr>
+          <w:rStyle w:val="markedcontent"/>
+          <w:rFonts w:ascii="Times New Roman" w:hAnsi="Times New Roman" w:cs="Times New Roman"/>
           <w:b/>
           <w:bCs/>
         </w:rPr>
@@ -260,8 +321,17 @@
           <w:rStyle w:val="markedcontent"/>
           <w:rFonts w:ascii="Times New Roman" w:hAnsi="Times New Roman" w:cs="Times New Roman"/>
         </w:rPr>
-        <w:t xml:space="preserve"> What is lifeee?</w:t>
-      </w:r>
+        <w:t xml:space="preserve"> This is a sample question about different text which were available to me.</w:t>
+      </w:r>
+    </w:p>
+    <w:p>
+      <w:pPr>
+        <w:spacing w:after="0" w:line="240" w:lineRule="auto"/>
+        <w:ind w:left="720"/>
+        <w:rPr>
+          <w:rFonts w:ascii="Times New Roman" w:hAnsi="Times New Roman" w:cs="Times New Roman"/>
+        </w:rPr>
+      </w:pPr>
       <w:r>
         <w:rPr>
           <w:rStyle w:val="markedcontent"/>
@@ -316,6 +386,28 @@
           </wp:inline>
         </w:drawing>
       </w:r>
+      <w:proofErr w:type="gramStart"/>
+      <w:r>
+        <w:rPr>
+          <w:rStyle w:val="markedcontent"/>
+          <w:rFonts w:ascii="Times New Roman" w:hAnsi="Times New Roman" w:cs="Times New Roman"/>
+        </w:rPr>
+        <w:t/>
+      </w:r>
+      <w:r>
+        <w:rPr>
+          <w:rFonts w:ascii="Times New Roman" w:hAnsi="Times New Roman" w:cs="Times New Roman"/>
+        </w:rPr>
+        <w:t/>
+      </w:r>
+      <w:proofErr w:type="gramEnd"/>
+      <w:r>
+        <w:rPr>
+          <w:rStyle w:val="hljs-selector-id"/>
+          <w:rFonts w:ascii="Times New Roman" w:hAnsi="Times New Roman" w:cs="Times New Roman"/>
+        </w:rPr>
+        <w:t/>
+      </w:r>
       <w:r>
         <w:rPr>
           <w:rFonts w:ascii="Times New Roman" w:hAnsi="Times New Roman" w:cs="Times New Roman"/>
@@ -326,6 +418,407 @@
     <w:p>
       <w:pPr>
         <w:spacing w:after="0" w:line="240" w:lineRule="auto"/>
+        <w:ind w:left="720"/>
+        <w:rPr>
+          <w:rFonts w:ascii="Times New Roman" w:hAnsi="Times New Roman" w:cs="Times New Roman"/>
+          <w:lang w:val="en-US"/>
+        </w:rPr>
+      </w:pPr>
+      <w:r>
+        <w:rPr>
+          <w:rFonts w:ascii="Times New Roman" w:hAnsi="Times New Roman" w:cs="Times New Roman"/>
+        </w:rPr>
+        <w:t xml:space="preserve">    </w:t>
+      </w:r>
+      <w:r>
+        <w:rPr>
+          <w:rFonts w:ascii="Times New Roman" w:hAnsi="Times New Roman" w:cs="Times New Roman"/>
+        </w:rPr>
+        <w:t xml:space="preserve">A. Text1</w:t>
+      </w:r>
+      <w:proofErr w:type="gramEnd"/>
+      <w:r>
+        <w:rPr>
+          <w:rStyle w:val="hljs-selector-id"/>
+          <w:rFonts w:ascii="Times New Roman" w:hAnsi="Times New Roman" w:cs="Times New Roman"/>
+        </w:rPr>
+        <w:t/>
+      </w:r>
+      <w:r>
+        <w:rPr>
+          <w:rFonts w:ascii="Times New Roman" w:hAnsi="Times New Roman" w:cs="Times New Roman"/>
+        </w:rPr>
+        <w:t/>
+      </w:r>
+    </w:p>
+    <w:p>
+      <w:pPr>
+        <w:spacing w:after="0" w:line="240" w:lineRule="auto"/>
+        <w:ind w:left="720"/>
+        <w:rPr>
+          <w:rFonts w:ascii="Times New Roman" w:hAnsi="Times New Roman" w:cs="Times New Roman"/>
+          <w:lang w:val="en-US"/>
+        </w:rPr>
+      </w:pPr>
+      <w:r>
+        <w:rPr>
+          <w:rFonts w:ascii="Times New Roman" w:hAnsi="Times New Roman" w:cs="Times New Roman"/>
+        </w:rPr>
+        <w:t xml:space="preserve">    </w:t>
+      </w:r>
+      <w:r>
+        <w:rPr>
+          <w:rFonts w:ascii="Times New Roman" w:hAnsi="Times New Roman" w:cs="Times New Roman"/>
+        </w:rPr>
+        <w:t xml:space="preserve">B. text2</w:t>
+      </w:r>
+      <w:proofErr w:type="gramEnd"/>
+      <w:r>
+        <w:rPr>
+          <w:rStyle w:val="hljs-selector-id"/>
+          <w:rFonts w:ascii="Times New Roman" w:hAnsi="Times New Roman" w:cs="Times New Roman"/>
+        </w:rPr>
+        <w:t/>
+      </w:r>
+      <w:r>
+        <w:rPr>
+          <w:rFonts w:ascii="Times New Roman" w:hAnsi="Times New Roman" w:cs="Times New Roman"/>
+        </w:rPr>
+        <w:t/>
+      </w:r>
+    </w:p>
+    <w:p>
+      <w:pPr>
+        <w:spacing w:after="0" w:line="240" w:lineRule="auto"/>
+        <w:ind w:left="720"/>
+        <w:rPr>
+          <w:rFonts w:ascii="Times New Roman" w:hAnsi="Times New Roman" w:cs="Times New Roman"/>
+          <w:lang w:val="en-US"/>
+        </w:rPr>
+      </w:pPr>
+      <w:r>
+        <w:rPr>
+          <w:rFonts w:ascii="Times New Roman" w:hAnsi="Times New Roman" w:cs="Times New Roman"/>
+        </w:rPr>
+        <w:t xml:space="preserve">    </w:t>
+      </w:r>
+      <w:r>
+        <w:rPr>
+          <w:rFonts w:ascii="Times New Roman" w:hAnsi="Times New Roman" w:cs="Times New Roman"/>
+        </w:rPr>
+        <w:t xml:space="preserve">C. Text3</w:t>
+      </w:r>
+      <w:proofErr w:type="gramEnd"/>
+      <w:r>
+        <w:rPr>
+          <w:rStyle w:val="hljs-selector-id"/>
+          <w:rFonts w:ascii="Times New Roman" w:hAnsi="Times New Roman" w:cs="Times New Roman"/>
+        </w:rPr>
+        <w:t/>
+      </w:r>
+      <w:r>
+        <w:rPr>
+          <w:rFonts w:ascii="Times New Roman" w:hAnsi="Times New Roman" w:cs="Times New Roman"/>
+        </w:rPr>
+        <w:t/>
+      </w:r>
+    </w:p>
+    <w:p>
+      <w:pPr>
+        <w:spacing w:after="0" w:line="240" w:lineRule="auto"/>
+        <w:ind w:left="720"/>
+        <w:rPr>
+          <w:rFonts w:ascii="Times New Roman" w:hAnsi="Times New Roman" w:cs="Times New Roman"/>
+          <w:lang w:val="en-US"/>
+        </w:rPr>
+      </w:pPr>
+      <w:r>
+        <w:rPr>
+          <w:rFonts w:ascii="Times New Roman" w:hAnsi="Times New Roman" w:cs="Times New Roman"/>
+        </w:rPr>
+        <w:t xml:space="preserve">    </w:t>
+      </w:r>
+      <w:r>
+        <w:rPr>
+          <w:rFonts w:ascii="Times New Roman" w:hAnsi="Times New Roman" w:cs="Times New Roman"/>
+        </w:rPr>
+        <w:t xml:space="preserve">D. Text4</w:t>
+      </w:r>
+    </w:p>
+    <w:p>
+      <w:pPr>
+        <w:spacing w:after="0" w:line="240" w:lineRule="auto"/>
+        <w:ind w:left="720"/>
+        <w:rPr>
+          <w:rFonts w:ascii="Times New Roman" w:hAnsi="Times New Roman" w:cs="Times New Roman"/>
+        </w:rPr>
+      </w:pPr>
+      <w:r>
+        <w:rPr>
+          <w:rFonts w:ascii="Times New Roman" w:hAnsi="Times New Roman" w:cs="Times New Roman"/>
+        </w:rPr>
+        <w:t xml:space="preserve"> </w:t>
+      </w:r>
+    </w:p>
+    <w:p>
+      <w:pPr>
+        <w:spacing w:after="0" w:line="240" w:lineRule="auto"/>
+        <w:rPr>
+          <w:rStyle w:val="markedcontent"/>
+          <w:rFonts w:ascii="Times New Roman" w:hAnsi="Times New Roman" w:cs="Times New Roman"/>
+        </w:rPr>
+      </w:pPr>
+      <w:r>
+        <w:rPr>
+          <w:rStyle w:val="markedcontent"/>
+          <w:rFonts w:ascii="Times New Roman" w:hAnsi="Times New Roman" w:cs="Times New Roman"/>
+          <w:b/>
+          <w:bCs/>
+        </w:rPr>
+        <w:t xml:space="preserve">2</w:t>
+      </w:r>
+      <w:r>
+        <w:rPr>
+          <w:rStyle w:val="markedcontent"/>
+          <w:rFonts w:ascii="Times New Roman" w:hAnsi="Times New Roman" w:cs="Times New Roman"/>
+          <w:b/>
+          <w:bCs/>
+        </w:rPr>
+        <w:t xml:space="preserve">.</w:t>
+      </w:r>
+      <w:r>
+        <w:rPr>
+          <w:rStyle w:val="markedcontent"/>
+          <w:rFonts w:ascii="Times New Roman" w:hAnsi="Times New Roman" w:cs="Times New Roman"/>
+        </w:rPr>
+        <w:t xml:space="preserve"> This is a second question which I am adding to this set.</w:t>
+      </w:r>
+    </w:p>
+    <w:p>
+      <w:pPr>
+        <w:spacing w:after="0" w:line="240" w:lineRule="auto"/>
+        <w:ind w:left="720"/>
+        <w:rPr>
+          <w:rFonts w:ascii="Times New Roman" w:hAnsi="Times New Roman" w:cs="Times New Roman"/>
+        </w:rPr>
+      </w:pPr>
+      <w:r>
+        <w:rPr>
+          <w:rStyle w:val="markedcontent"/>
+          <w:rFonts w:ascii="Times New Roman" w:hAnsi="Times New Roman" w:cs="Times New Roman"/>
+        </w:rPr>
+        <w:drawing>
+          <wp:inline distT="0" distB="0" distL="0" distR="0">
+            <wp:extent cx="1428750" cy="1428750"/>
+            <wp:effectExtent l="0" t="0" r="0" b="0"/>
+            <wp:docPr id="2" name="Image 2" descr="image"/>
+            <wp:cNvGraphicFramePr>
+              <a:graphicFrameLocks xmlns:a="http://schemas.openxmlformats.org/drawingml/2006/main" noChangeAspect="1"/>
+            </wp:cNvGraphicFramePr>
+            <a:graphic xmlns:a="http://schemas.openxmlformats.org/drawingml/2006/main">
+              <a:graphicData uri="http://schemas.openxmlformats.org/drawingml/2006/picture">
+                <pic:pic xmlns:pic="http://schemas.openxmlformats.org/drawingml/2006/picture">
+                  <pic:nvPicPr>
+                    <pic:cNvPr id="0" name="Picture 1" descr="image"/>
+                    <pic:cNvPicPr>
+                      <a:picLocks noChangeAspect="1" noChangeArrowheads="1"/>
+                    </pic:cNvPicPr>
+                  </pic:nvPicPr>
+                  <pic:blipFill>
+                    <a:blip r:embed="rId8">
+                      <a:extLst>
+                        <a:ext uri="{28A0092B-C50C-407E-A947-70E740481C1C}">
+                          <a14:useLocalDpi xmlns:a14="http://schemas.microsoft.com/office/drawing/2010/main" val="0"/>
+                        </a:ext>
+                      </a:extLst>
+                    </a:blip>
+                    <a:srcRect/>
+                    <a:stretch>
+                      <a:fillRect/>
+                    </a:stretch>
+                  </pic:blipFill>
+                  <pic:spPr bwMode="auto">
+                    <a:xfrm>
+                      <a:off x="0" y="0"/>
+                      <a:ext cx="1428750" cy="1428750"/>
+                    </a:xfrm>
+                    <a:prstGeom prst="rect">
+                      <a:avLst/>
+                    </a:prstGeom>
+                    <a:noFill/>
+                    <a:ln>
+                      <a:noFill/>
+                    </a:ln>
+                  </pic:spPr>
+                </pic:pic>
+              </a:graphicData>
+            </a:graphic>
+          </wp:inline>
+        </w:drawing>
+      </w:r>
+      <w:proofErr w:type="gramStart"/>
+      <w:r>
+        <w:rPr>
+          <w:rStyle w:val="markedcontent"/>
+          <w:rFonts w:ascii="Times New Roman" w:hAnsi="Times New Roman" w:cs="Times New Roman"/>
+        </w:rPr>
+        <w:t/>
+      </w:r>
+      <w:r>
+        <w:rPr>
+          <w:rFonts w:ascii="Times New Roman" w:hAnsi="Times New Roman" w:cs="Times New Roman"/>
+        </w:rPr>
+        <w:t/>
+      </w:r>
+      <w:proofErr w:type="gramEnd"/>
+      <w:r>
+        <w:rPr>
+          <w:rStyle w:val="hljs-selector-id"/>
+          <w:rFonts w:ascii="Times New Roman" w:hAnsi="Times New Roman" w:cs="Times New Roman"/>
+        </w:rPr>
+        <w:t/>
+      </w:r>
+      <w:r>
+        <w:rPr>
+          <w:rFonts w:ascii="Times New Roman" w:hAnsi="Times New Roman" w:cs="Times New Roman"/>
+        </w:rPr>
+        <w:t/>
+      </w:r>
+    </w:p>
+    <w:p>
+      <w:pPr>
+        <w:spacing w:after="0" w:line="240" w:lineRule="auto"/>
+        <w:ind w:left="720"/>
+        <w:rPr>
+          <w:rFonts w:ascii="Times New Roman" w:hAnsi="Times New Roman" w:cs="Times New Roman"/>
+          <w:lang w:val="en-US"/>
+        </w:rPr>
+      </w:pPr>
+      <w:r>
+        <w:rPr>
+          <w:rFonts w:ascii="Times New Roman" w:hAnsi="Times New Roman" w:cs="Times New Roman"/>
+        </w:rPr>
+        <w:t xml:space="preserve">    </w:t>
+      </w:r>
+      <w:r>
+        <w:rPr>
+          <w:rFonts w:ascii="Times New Roman" w:hAnsi="Times New Roman" w:cs="Times New Roman"/>
+        </w:rPr>
+        <w:t xml:space="preserve">A. text1</w:t>
+      </w:r>
+      <w:proofErr w:type="gramEnd"/>
+      <w:r>
+        <w:rPr>
+          <w:rStyle w:val="hljs-selector-id"/>
+          <w:rFonts w:ascii="Times New Roman" w:hAnsi="Times New Roman" w:cs="Times New Roman"/>
+        </w:rPr>
+        <w:t/>
+      </w:r>
+      <w:r>
+        <w:rPr>
+          <w:rFonts w:ascii="Times New Roman" w:hAnsi="Times New Roman" w:cs="Times New Roman"/>
+        </w:rPr>
+        <w:t/>
+      </w:r>
+    </w:p>
+    <w:p>
+      <w:pPr>
+        <w:spacing w:after="0" w:line="240" w:lineRule="auto"/>
+        <w:ind w:left="720"/>
+        <w:rPr>
+          <w:rFonts w:ascii="Times New Roman" w:hAnsi="Times New Roman" w:cs="Times New Roman"/>
+          <w:lang w:val="en-US"/>
+        </w:rPr>
+      </w:pPr>
+      <w:r>
+        <w:rPr>
+          <w:rFonts w:ascii="Times New Roman" w:hAnsi="Times New Roman" w:cs="Times New Roman"/>
+        </w:rPr>
+        <w:t xml:space="preserve">    </w:t>
+      </w:r>
+      <w:r>
+        <w:rPr>
+          <w:rFonts w:ascii="Times New Roman" w:hAnsi="Times New Roman" w:cs="Times New Roman"/>
+        </w:rPr>
+        <w:t xml:space="preserve">B. text2</w:t>
+      </w:r>
+      <w:proofErr w:type="gramEnd"/>
+      <w:r>
+        <w:rPr>
+          <w:rStyle w:val="hljs-selector-id"/>
+          <w:rFonts w:ascii="Times New Roman" w:hAnsi="Times New Roman" w:cs="Times New Roman"/>
+        </w:rPr>
+        <w:t/>
+      </w:r>
+      <w:r>
+        <w:rPr>
+          <w:rFonts w:ascii="Times New Roman" w:hAnsi="Times New Roman" w:cs="Times New Roman"/>
+        </w:rPr>
+        <w:t/>
+      </w:r>
+    </w:p>
+    <w:p>
+      <w:pPr>
+        <w:spacing w:after="0" w:line="240" w:lineRule="auto"/>
+        <w:ind w:left="720"/>
+        <w:rPr>
+          <w:rFonts w:ascii="Times New Roman" w:hAnsi="Times New Roman" w:cs="Times New Roman"/>
+          <w:lang w:val="en-US"/>
+        </w:rPr>
+      </w:pPr>
+      <w:r>
+        <w:rPr>
+          <w:rFonts w:ascii="Times New Roman" w:hAnsi="Times New Roman" w:cs="Times New Roman"/>
+        </w:rPr>
+        <w:t xml:space="preserve">    </w:t>
+      </w:r>
+      <w:r>
+        <w:rPr>
+          <w:rFonts w:ascii="Times New Roman" w:hAnsi="Times New Roman" w:cs="Times New Roman"/>
+        </w:rPr>
+        <w:t xml:space="preserve">C. text3</w:t>
+      </w:r>
+      <w:proofErr w:type="gramEnd"/>
+      <w:r>
+        <w:rPr>
+          <w:rStyle w:val="hljs-selector-id"/>
+          <w:rFonts w:ascii="Times New Roman" w:hAnsi="Times New Roman" w:cs="Times New Roman"/>
+        </w:rPr>
+        <w:t/>
+      </w:r>
+      <w:r>
+        <w:rPr>
+          <w:rFonts w:ascii="Times New Roman" w:hAnsi="Times New Roman" w:cs="Times New Roman"/>
+        </w:rPr>
+        <w:t/>
+      </w:r>
+    </w:p>
+    <w:p>
+      <w:pPr>
+        <w:spacing w:after="0" w:line="240" w:lineRule="auto"/>
+        <w:ind w:left="720"/>
+        <w:rPr>
+          <w:rFonts w:ascii="Times New Roman" w:hAnsi="Times New Roman" w:cs="Times New Roman"/>
+          <w:lang w:val="en-US"/>
+        </w:rPr>
+      </w:pPr>
+      <w:r>
+        <w:rPr>
+          <w:rFonts w:ascii="Times New Roman" w:hAnsi="Times New Roman" w:cs="Times New Roman"/>
+        </w:rPr>
+        <w:t xml:space="preserve">    </w:t>
+      </w:r>
+      <w:r>
+        <w:rPr>
+          <w:rFonts w:ascii="Times New Roman" w:hAnsi="Times New Roman" w:cs="Times New Roman"/>
+        </w:rPr>
+        <w:t xml:space="preserve">D. text4</w:t>
+      </w:r>
+    </w:p>
+    <w:p>
+      <w:pPr>
+        <w:spacing w:after="0" w:line="240" w:lineRule="auto"/>
+        <w:ind w:left="720"/>
         <w:rPr>
           <w:rFonts w:ascii="Times New Roman" w:hAnsi="Times New Roman" w:cs="Times New Roman"/>
         </w:rPr>

--- a/backend/controllers/output_3.docx
+++ b/backend/controllers/output_3.docx
@@ -59,7 +59,7 @@
           <w:bCs/>
           <w:lang w:val="en-US"/>
         </w:rPr>
-        <w:t xml:space="preserve">CSE372</w:t>
+        <w:t xml:space="preserve">CSE531</w:t>
       </w:r>
       <w:proofErr w:type="spellStart"/>
       <w:r>
@@ -97,7 +97,7 @@
           <w:bCs/>
           <w:lang w:val="en-US"/>
         </w:rPr>
-        <w:t xml:space="preserve">UI UX Design</w:t>
+        <w:t xml:space="preserve">Machine Learning</w:t>
       </w:r>
       <w:proofErr w:type="spellStart"/>
       <w:r>
@@ -118,6 +118,55 @@
           <w:lang w:val="en-US"/>
         </w:rPr>
         <w:t/>
+      </w:r>
+    </w:p>
+    <w:p>
+      <w:pPr>
+        <w:jc w:val="center"/>
+        <w:rPr>
+          <w:rFonts w:ascii="Times New Roman" w:hAnsi="Times New Roman" w:cs="Times New Roman"/>
+          <w:b/>
+          <w:bCs/>
+          <w:lang w:val="en-US"/>
+        </w:rPr>
+      </w:pPr>
+    </w:p>
+    <w:p>
+      <w:pPr>
+        <w:jc w:val="center"/>
+        <w:rPr>
+          <w:rFonts w:ascii="Times New Roman" w:hAnsi="Times New Roman" w:cs="Times New Roman"/>
+          <w:b/>
+          <w:bCs/>
+          <w:lang w:val="en-US"/>
+        </w:rPr>
+      </w:pPr>
+      <w:r>
+        <w:rPr>
+          <w:rFonts w:ascii="Times New Roman" w:hAnsi="Times New Roman" w:cs="Times New Roman"/>
+          <w:b/>
+          <w:bCs/>
+          <w:lang w:val="en-US"/>
+        </w:rPr>
+        <w:t>Name: _______________ Roll No: __________ Reg No: _________</w:t>
+      </w:r>
+      <w:r>
+        <w:rPr>
+          <w:rFonts w:ascii="Times New Roman" w:hAnsi="Times New Roman" w:cs="Times New Roman"/>
+          <w:b/>
+          <w:bCs/>
+          <w:lang w:val="en-US"/>
+        </w:rPr>
+        <w:t>_ Section</w:t>
+      </w:r>
+      <w:r>
+        <w:rPr>
+          <w:rFonts w:ascii="Times New Roman" w:hAnsi="Times New Roman" w:cs="Times New Roman"/>
+          <w:b/>
+          <w:bCs/>
+          <w:lang w:val="en-US"/>
+        </w:rPr>
+        <w:t>: ____________</w:t>
       </w:r>
     </w:p>
     <w:p>
@@ -257,6 +306,826 @@
           <w:bCs/>
           <w:lang w:val="en-US"/>
         </w:rPr>
+      </w:pPr>
+      <w:r>
+        <w:rPr>
+          <w:rFonts w:ascii="Times New Roman" w:eastAsia="Times New Roman" w:hAnsi="Times New Roman" w:cs="Times New Roman"/>
+          <w:b/>
+          <w:bCs/>
+          <w:lang w:val="en-IN" w:eastAsia="en-IN"/>
+        </w:rPr>
+        <w:t>Submit your answer sheets promptly at the end of the exam; late submissions will not be accepted.</w:t>
+      </w:r>
+    </w:p>
+    <w:p>
+      <w:pPr>
+        <w:pStyle w:val="ListParagraph"/>
+        <w:numPr>
+          <w:ilvl w:val="0"/>
+          <w:numId w:val="3"/>
+        </w:numPr>
+        <w:jc w:val="both"/>
+        <w:rPr>
+          <w:rFonts w:ascii="Times New Roman" w:hAnsi="Times New Roman" w:cs="Times New Roman"/>
+          <w:b/>
+          <w:bCs/>
+          <w:lang w:val="en-US"/>
+        </w:rPr>
+      </w:pPr>
+      <w:r>
+        <w:rPr>
+          <w:rFonts w:ascii="Times New Roman" w:eastAsia="Times New Roman" w:hAnsi="Times New Roman" w:cs="Times New Roman"/>
+          <w:b/>
+          <w:bCs/>
+          <w:lang w:val="en-IN" w:eastAsia="en-IN"/>
+        </w:rPr>
+        <w:t>For MCQ questions, make sure to fill the table below with the correct option letter for the question.</w:t>
+      </w:r>
+    </w:p>
+    <w:tbl>
+      <w:tblPr>
+        <w:tblStyle w:val="TableGrid"/>
+        <w:tblW w:w="0" w:type="auto"/>
+        <w:tblLook w:val="04A0" w:firstRow="1" w:lastRow="0" w:firstColumn="1" w:lastColumn="0" w:noHBand="0" w:noVBand="1"/>
+      </w:tblPr>
+      <w:tblGrid>
+        <w:gridCol w:w="1045"/>
+        <w:gridCol w:w="1045"/>
+        <w:gridCol w:w="1045"/>
+        <w:gridCol w:w="1045"/>
+        <w:gridCol w:w="1046"/>
+        <w:gridCol w:w="1046"/>
+        <w:gridCol w:w="1046"/>
+        <w:gridCol w:w="1046"/>
+        <w:gridCol w:w="1046"/>
+        <w:gridCol w:w="1046"/>
+      </w:tblGrid>
+      <w:tr>
+        <w:tc>
+          <w:tcPr>
+            <w:tcW w:w="1045" w:type="dxa"/>
+          </w:tcPr>
+          <w:p>
+            <w:pPr>
+              <w:jc w:val="both"/>
+              <w:rPr>
+                <w:rFonts w:ascii="Times New Roman" w:hAnsi="Times New Roman" w:cs="Times New Roman"/>
+                <w:b/>
+                <w:bCs/>
+                <w:lang w:val="en-US"/>
+              </w:rPr>
+            </w:pPr>
+            <w:r>
+              <w:rPr>
+                <w:rFonts w:ascii="Times New Roman" w:hAnsi="Times New Roman" w:cs="Times New Roman"/>
+                <w:b/>
+                <w:bCs/>
+                <w:lang w:val="en-US"/>
+              </w:rPr>
+              <w:t>1</w:t>
+            </w:r>
+          </w:p>
+        </w:tc>
+        <w:tc>
+          <w:tcPr>
+            <w:tcW w:w="1045" w:type="dxa"/>
+          </w:tcPr>
+          <w:p>
+            <w:pPr>
+              <w:jc w:val="both"/>
+              <w:rPr>
+                <w:rFonts w:ascii="Times New Roman" w:hAnsi="Times New Roman" w:cs="Times New Roman"/>
+                <w:b/>
+                <w:bCs/>
+                <w:lang w:val="en-US"/>
+              </w:rPr>
+            </w:pPr>
+            <w:r>
+              <w:rPr>
+                <w:rFonts w:ascii="Times New Roman" w:hAnsi="Times New Roman" w:cs="Times New Roman"/>
+                <w:b/>
+                <w:bCs/>
+                <w:lang w:val="en-US"/>
+              </w:rPr>
+              <w:t>2</w:t>
+            </w:r>
+          </w:p>
+        </w:tc>
+        <w:tc>
+          <w:tcPr>
+            <w:tcW w:w="1045" w:type="dxa"/>
+          </w:tcPr>
+          <w:p>
+            <w:pPr>
+              <w:jc w:val="both"/>
+              <w:rPr>
+                <w:rFonts w:ascii="Times New Roman" w:hAnsi="Times New Roman" w:cs="Times New Roman"/>
+                <w:b/>
+                <w:bCs/>
+                <w:lang w:val="en-US"/>
+              </w:rPr>
+            </w:pPr>
+            <w:r>
+              <w:rPr>
+                <w:rFonts w:ascii="Times New Roman" w:hAnsi="Times New Roman" w:cs="Times New Roman"/>
+                <w:b/>
+                <w:bCs/>
+                <w:lang w:val="en-US"/>
+              </w:rPr>
+              <w:t>3</w:t>
+            </w:r>
+          </w:p>
+        </w:tc>
+        <w:tc>
+          <w:tcPr>
+            <w:tcW w:w="1045" w:type="dxa"/>
+          </w:tcPr>
+          <w:p>
+            <w:pPr>
+              <w:jc w:val="both"/>
+              <w:rPr>
+                <w:rFonts w:ascii="Times New Roman" w:hAnsi="Times New Roman" w:cs="Times New Roman"/>
+                <w:b/>
+                <w:bCs/>
+                <w:lang w:val="en-US"/>
+              </w:rPr>
+            </w:pPr>
+            <w:r>
+              <w:rPr>
+                <w:rFonts w:ascii="Times New Roman" w:hAnsi="Times New Roman" w:cs="Times New Roman"/>
+                <w:b/>
+                <w:bCs/>
+                <w:lang w:val="en-US"/>
+              </w:rPr>
+              <w:t>4</w:t>
+            </w:r>
+          </w:p>
+        </w:tc>
+        <w:tc>
+          <w:tcPr>
+            <w:tcW w:w="1046" w:type="dxa"/>
+          </w:tcPr>
+          <w:p>
+            <w:pPr>
+              <w:jc w:val="both"/>
+              <w:rPr>
+                <w:rFonts w:ascii="Times New Roman" w:hAnsi="Times New Roman" w:cs="Times New Roman"/>
+                <w:b/>
+                <w:bCs/>
+                <w:lang w:val="en-US"/>
+              </w:rPr>
+            </w:pPr>
+            <w:r>
+              <w:rPr>
+                <w:rFonts w:ascii="Times New Roman" w:hAnsi="Times New Roman" w:cs="Times New Roman"/>
+                <w:b/>
+                <w:bCs/>
+                <w:lang w:val="en-US"/>
+              </w:rPr>
+              <w:t>5</w:t>
+            </w:r>
+          </w:p>
+        </w:tc>
+        <w:tc>
+          <w:tcPr>
+            <w:tcW w:w="1046" w:type="dxa"/>
+          </w:tcPr>
+          <w:p>
+            <w:pPr>
+              <w:jc w:val="both"/>
+              <w:rPr>
+                <w:rFonts w:ascii="Times New Roman" w:hAnsi="Times New Roman" w:cs="Times New Roman"/>
+                <w:b/>
+                <w:bCs/>
+                <w:lang w:val="en-US"/>
+              </w:rPr>
+            </w:pPr>
+            <w:r>
+              <w:rPr>
+                <w:rFonts w:ascii="Times New Roman" w:hAnsi="Times New Roman" w:cs="Times New Roman"/>
+                <w:b/>
+                <w:bCs/>
+                <w:lang w:val="en-US"/>
+              </w:rPr>
+              <w:t>6</w:t>
+            </w:r>
+          </w:p>
+        </w:tc>
+        <w:tc>
+          <w:tcPr>
+            <w:tcW w:w="1046" w:type="dxa"/>
+          </w:tcPr>
+          <w:p>
+            <w:pPr>
+              <w:jc w:val="both"/>
+              <w:rPr>
+                <w:rFonts w:ascii="Times New Roman" w:hAnsi="Times New Roman" w:cs="Times New Roman"/>
+                <w:b/>
+                <w:bCs/>
+                <w:lang w:val="en-US"/>
+              </w:rPr>
+            </w:pPr>
+            <w:r>
+              <w:rPr>
+                <w:rFonts w:ascii="Times New Roman" w:hAnsi="Times New Roman" w:cs="Times New Roman"/>
+                <w:b/>
+                <w:bCs/>
+                <w:lang w:val="en-US"/>
+              </w:rPr>
+              <w:t>7</w:t>
+            </w:r>
+          </w:p>
+        </w:tc>
+        <w:tc>
+          <w:tcPr>
+            <w:tcW w:w="1046" w:type="dxa"/>
+          </w:tcPr>
+          <w:p>
+            <w:pPr>
+              <w:jc w:val="both"/>
+              <w:rPr>
+                <w:rFonts w:ascii="Times New Roman" w:hAnsi="Times New Roman" w:cs="Times New Roman"/>
+                <w:b/>
+                <w:bCs/>
+                <w:lang w:val="en-US"/>
+              </w:rPr>
+            </w:pPr>
+            <w:r>
+              <w:rPr>
+                <w:rFonts w:ascii="Times New Roman" w:hAnsi="Times New Roman" w:cs="Times New Roman"/>
+                <w:b/>
+                <w:bCs/>
+                <w:lang w:val="en-US"/>
+              </w:rPr>
+              <w:t>8</w:t>
+            </w:r>
+          </w:p>
+        </w:tc>
+        <w:tc>
+          <w:tcPr>
+            <w:tcW w:w="1046" w:type="dxa"/>
+          </w:tcPr>
+          <w:p>
+            <w:pPr>
+              <w:jc w:val="both"/>
+              <w:rPr>
+                <w:rFonts w:ascii="Times New Roman" w:hAnsi="Times New Roman" w:cs="Times New Roman"/>
+                <w:b/>
+                <w:bCs/>
+                <w:lang w:val="en-US"/>
+              </w:rPr>
+            </w:pPr>
+            <w:r>
+              <w:rPr>
+                <w:rFonts w:ascii="Times New Roman" w:hAnsi="Times New Roman" w:cs="Times New Roman"/>
+                <w:b/>
+                <w:bCs/>
+                <w:lang w:val="en-US"/>
+              </w:rPr>
+              <w:t>9</w:t>
+            </w:r>
+          </w:p>
+        </w:tc>
+        <w:tc>
+          <w:tcPr>
+            <w:tcW w:w="1046" w:type="dxa"/>
+          </w:tcPr>
+          <w:p>
+            <w:pPr>
+              <w:jc w:val="both"/>
+              <w:rPr>
+                <w:rFonts w:ascii="Times New Roman" w:hAnsi="Times New Roman" w:cs="Times New Roman"/>
+                <w:b/>
+                <w:bCs/>
+                <w:lang w:val="en-US"/>
+              </w:rPr>
+            </w:pPr>
+            <w:r>
+              <w:rPr>
+                <w:rFonts w:ascii="Times New Roman" w:hAnsi="Times New Roman" w:cs="Times New Roman"/>
+                <w:b/>
+                <w:bCs/>
+                <w:lang w:val="en-US"/>
+              </w:rPr>
+              <w:t>10</w:t>
+            </w:r>
+          </w:p>
+        </w:tc>
+      </w:tr>
+      <w:tr>
+        <w:tc>
+          <w:tcPr>
+            <w:tcW w:w="1045" w:type="dxa"/>
+          </w:tcPr>
+          <w:p>
+            <w:pPr>
+              <w:jc w:val="both"/>
+              <w:rPr>
+                <w:rFonts w:ascii="Times New Roman" w:hAnsi="Times New Roman" w:cs="Times New Roman"/>
+                <w:b/>
+                <w:bCs/>
+                <w:lang w:val="en-US"/>
+              </w:rPr>
+            </w:pPr>
+            <w:r>
+              <w:rPr>
+                <w:rFonts w:ascii="Times New Roman" w:hAnsi="Times New Roman" w:cs="Times New Roman"/>
+                <w:b/>
+                <w:bCs/>
+                <w:lang w:val="en-US"/>
+              </w:rPr>
+              <w:t>11</w:t>
+            </w:r>
+          </w:p>
+        </w:tc>
+        <w:tc>
+          <w:tcPr>
+            <w:tcW w:w="1045" w:type="dxa"/>
+          </w:tcPr>
+          <w:p>
+            <w:pPr>
+              <w:jc w:val="both"/>
+              <w:rPr>
+                <w:rFonts w:ascii="Times New Roman" w:hAnsi="Times New Roman" w:cs="Times New Roman"/>
+                <w:b/>
+                <w:bCs/>
+                <w:lang w:val="en-US"/>
+              </w:rPr>
+            </w:pPr>
+            <w:r>
+              <w:rPr>
+                <w:rFonts w:ascii="Times New Roman" w:hAnsi="Times New Roman" w:cs="Times New Roman"/>
+                <w:b/>
+                <w:bCs/>
+                <w:lang w:val="en-US"/>
+              </w:rPr>
+              <w:t>12</w:t>
+            </w:r>
+          </w:p>
+        </w:tc>
+        <w:tc>
+          <w:tcPr>
+            <w:tcW w:w="1045" w:type="dxa"/>
+          </w:tcPr>
+          <w:p>
+            <w:pPr>
+              <w:jc w:val="both"/>
+              <w:rPr>
+                <w:rFonts w:ascii="Times New Roman" w:hAnsi="Times New Roman" w:cs="Times New Roman"/>
+                <w:b/>
+                <w:bCs/>
+                <w:lang w:val="en-US"/>
+              </w:rPr>
+            </w:pPr>
+            <w:r>
+              <w:rPr>
+                <w:rFonts w:ascii="Times New Roman" w:hAnsi="Times New Roman" w:cs="Times New Roman"/>
+                <w:b/>
+                <w:bCs/>
+                <w:lang w:val="en-US"/>
+              </w:rPr>
+              <w:t>13</w:t>
+            </w:r>
+          </w:p>
+        </w:tc>
+        <w:tc>
+          <w:tcPr>
+            <w:tcW w:w="1045" w:type="dxa"/>
+          </w:tcPr>
+          <w:p>
+            <w:pPr>
+              <w:jc w:val="both"/>
+              <w:rPr>
+                <w:rFonts w:ascii="Times New Roman" w:hAnsi="Times New Roman" w:cs="Times New Roman"/>
+                <w:b/>
+                <w:bCs/>
+                <w:lang w:val="en-US"/>
+              </w:rPr>
+            </w:pPr>
+            <w:r>
+              <w:rPr>
+                <w:rFonts w:ascii="Times New Roman" w:hAnsi="Times New Roman" w:cs="Times New Roman"/>
+                <w:b/>
+                <w:bCs/>
+                <w:lang w:val="en-US"/>
+              </w:rPr>
+              <w:t>14</w:t>
+            </w:r>
+          </w:p>
+        </w:tc>
+        <w:tc>
+          <w:tcPr>
+            <w:tcW w:w="1046" w:type="dxa"/>
+          </w:tcPr>
+          <w:p>
+            <w:pPr>
+              <w:jc w:val="both"/>
+              <w:rPr>
+                <w:rFonts w:ascii="Times New Roman" w:hAnsi="Times New Roman" w:cs="Times New Roman"/>
+                <w:b/>
+                <w:bCs/>
+                <w:lang w:val="en-US"/>
+              </w:rPr>
+            </w:pPr>
+            <w:r>
+              <w:rPr>
+                <w:rFonts w:ascii="Times New Roman" w:hAnsi="Times New Roman" w:cs="Times New Roman"/>
+                <w:b/>
+                <w:bCs/>
+                <w:lang w:val="en-US"/>
+              </w:rPr>
+              <w:t>15</w:t>
+            </w:r>
+          </w:p>
+        </w:tc>
+        <w:tc>
+          <w:tcPr>
+            <w:tcW w:w="1046" w:type="dxa"/>
+          </w:tcPr>
+          <w:p>
+            <w:pPr>
+              <w:jc w:val="both"/>
+              <w:rPr>
+                <w:rFonts w:ascii="Times New Roman" w:hAnsi="Times New Roman" w:cs="Times New Roman"/>
+                <w:b/>
+                <w:bCs/>
+                <w:lang w:val="en-US"/>
+              </w:rPr>
+            </w:pPr>
+            <w:r>
+              <w:rPr>
+                <w:rFonts w:ascii="Times New Roman" w:hAnsi="Times New Roman" w:cs="Times New Roman"/>
+                <w:b/>
+                <w:bCs/>
+                <w:lang w:val="en-US"/>
+              </w:rPr>
+              <w:t>16</w:t>
+            </w:r>
+          </w:p>
+        </w:tc>
+        <w:tc>
+          <w:tcPr>
+            <w:tcW w:w="1046" w:type="dxa"/>
+          </w:tcPr>
+          <w:p>
+            <w:pPr>
+              <w:jc w:val="both"/>
+              <w:rPr>
+                <w:rFonts w:ascii="Times New Roman" w:hAnsi="Times New Roman" w:cs="Times New Roman"/>
+                <w:b/>
+                <w:bCs/>
+                <w:lang w:val="en-US"/>
+              </w:rPr>
+            </w:pPr>
+            <w:r>
+              <w:rPr>
+                <w:rFonts w:ascii="Times New Roman" w:hAnsi="Times New Roman" w:cs="Times New Roman"/>
+                <w:b/>
+                <w:bCs/>
+                <w:lang w:val="en-US"/>
+              </w:rPr>
+              <w:t>17</w:t>
+            </w:r>
+          </w:p>
+        </w:tc>
+        <w:tc>
+          <w:tcPr>
+            <w:tcW w:w="1046" w:type="dxa"/>
+          </w:tcPr>
+          <w:p>
+            <w:pPr>
+              <w:jc w:val="both"/>
+              <w:rPr>
+                <w:rFonts w:ascii="Times New Roman" w:hAnsi="Times New Roman" w:cs="Times New Roman"/>
+                <w:b/>
+                <w:bCs/>
+                <w:lang w:val="en-US"/>
+              </w:rPr>
+            </w:pPr>
+            <w:r>
+              <w:rPr>
+                <w:rFonts w:ascii="Times New Roman" w:hAnsi="Times New Roman" w:cs="Times New Roman"/>
+                <w:b/>
+                <w:bCs/>
+                <w:lang w:val="en-US"/>
+              </w:rPr>
+              <w:t>18</w:t>
+            </w:r>
+          </w:p>
+        </w:tc>
+        <w:tc>
+          <w:tcPr>
+            <w:tcW w:w="1046" w:type="dxa"/>
+          </w:tcPr>
+          <w:p>
+            <w:pPr>
+              <w:jc w:val="both"/>
+              <w:rPr>
+                <w:rFonts w:ascii="Times New Roman" w:hAnsi="Times New Roman" w:cs="Times New Roman"/>
+                <w:b/>
+                <w:bCs/>
+                <w:lang w:val="en-US"/>
+              </w:rPr>
+            </w:pPr>
+            <w:r>
+              <w:rPr>
+                <w:rFonts w:ascii="Times New Roman" w:hAnsi="Times New Roman" w:cs="Times New Roman"/>
+                <w:b/>
+                <w:bCs/>
+                <w:lang w:val="en-US"/>
+              </w:rPr>
+              <w:t>19</w:t>
+            </w:r>
+          </w:p>
+        </w:tc>
+        <w:tc>
+          <w:tcPr>
+            <w:tcW w:w="1046" w:type="dxa"/>
+          </w:tcPr>
+          <w:p>
+            <w:pPr>
+              <w:jc w:val="both"/>
+              <w:rPr>
+                <w:rFonts w:ascii="Times New Roman" w:hAnsi="Times New Roman" w:cs="Times New Roman"/>
+                <w:b/>
+                <w:bCs/>
+                <w:lang w:val="en-US"/>
+              </w:rPr>
+            </w:pPr>
+            <w:r>
+              <w:rPr>
+                <w:rFonts w:ascii="Times New Roman" w:hAnsi="Times New Roman" w:cs="Times New Roman"/>
+                <w:b/>
+                <w:bCs/>
+                <w:lang w:val="en-US"/>
+              </w:rPr>
+              <w:t>20</w:t>
+            </w:r>
+          </w:p>
+        </w:tc>
+      </w:tr>
+      <w:tr>
+        <w:tc>
+          <w:tcPr>
+            <w:tcW w:w="1045" w:type="dxa"/>
+          </w:tcPr>
+          <w:p>
+            <w:pPr>
+              <w:jc w:val="both"/>
+              <w:rPr>
+                <w:rFonts w:ascii="Times New Roman" w:hAnsi="Times New Roman" w:cs="Times New Roman"/>
+                <w:b/>
+                <w:bCs/>
+                <w:lang w:val="en-US"/>
+              </w:rPr>
+            </w:pPr>
+            <w:r>
+              <w:rPr>
+                <w:rFonts w:ascii="Times New Roman" w:hAnsi="Times New Roman" w:cs="Times New Roman"/>
+                <w:b/>
+                <w:bCs/>
+                <w:lang w:val="en-US"/>
+              </w:rPr>
+              <w:t>21</w:t>
+            </w:r>
+          </w:p>
+        </w:tc>
+        <w:tc>
+          <w:tcPr>
+            <w:tcW w:w="1045" w:type="dxa"/>
+          </w:tcPr>
+          <w:p>
+            <w:pPr>
+              <w:jc w:val="both"/>
+              <w:rPr>
+                <w:rFonts w:ascii="Times New Roman" w:hAnsi="Times New Roman" w:cs="Times New Roman"/>
+                <w:b/>
+                <w:bCs/>
+                <w:lang w:val="en-US"/>
+              </w:rPr>
+            </w:pPr>
+            <w:r>
+              <w:rPr>
+                <w:rFonts w:ascii="Times New Roman" w:hAnsi="Times New Roman" w:cs="Times New Roman"/>
+                <w:b/>
+                <w:bCs/>
+                <w:lang w:val="en-US"/>
+              </w:rPr>
+              <w:t>22</w:t>
+            </w:r>
+          </w:p>
+        </w:tc>
+        <w:tc>
+          <w:tcPr>
+            <w:tcW w:w="1045" w:type="dxa"/>
+          </w:tcPr>
+          <w:p>
+            <w:pPr>
+              <w:jc w:val="both"/>
+              <w:rPr>
+                <w:rFonts w:ascii="Times New Roman" w:hAnsi="Times New Roman" w:cs="Times New Roman"/>
+                <w:b/>
+                <w:bCs/>
+                <w:lang w:val="en-US"/>
+              </w:rPr>
+            </w:pPr>
+            <w:r>
+              <w:rPr>
+                <w:rFonts w:ascii="Times New Roman" w:hAnsi="Times New Roman" w:cs="Times New Roman"/>
+                <w:b/>
+                <w:bCs/>
+                <w:lang w:val="en-US"/>
+              </w:rPr>
+              <w:t>23</w:t>
+            </w:r>
+          </w:p>
+        </w:tc>
+        <w:tc>
+          <w:tcPr>
+            <w:tcW w:w="1045" w:type="dxa"/>
+          </w:tcPr>
+          <w:p>
+            <w:pPr>
+              <w:jc w:val="both"/>
+              <w:rPr>
+                <w:rFonts w:ascii="Times New Roman" w:hAnsi="Times New Roman" w:cs="Times New Roman"/>
+                <w:b/>
+                <w:bCs/>
+                <w:lang w:val="en-US"/>
+              </w:rPr>
+            </w:pPr>
+            <w:r>
+              <w:rPr>
+                <w:rFonts w:ascii="Times New Roman" w:hAnsi="Times New Roman" w:cs="Times New Roman"/>
+                <w:b/>
+                <w:bCs/>
+                <w:lang w:val="en-US"/>
+              </w:rPr>
+              <w:t>24</w:t>
+            </w:r>
+          </w:p>
+        </w:tc>
+        <w:tc>
+          <w:tcPr>
+            <w:tcW w:w="1046" w:type="dxa"/>
+          </w:tcPr>
+          <w:p>
+            <w:pPr>
+              <w:jc w:val="both"/>
+              <w:rPr>
+                <w:rFonts w:ascii="Times New Roman" w:hAnsi="Times New Roman" w:cs="Times New Roman"/>
+                <w:b/>
+                <w:bCs/>
+                <w:lang w:val="en-US"/>
+              </w:rPr>
+            </w:pPr>
+            <w:r>
+              <w:rPr>
+                <w:rFonts w:ascii="Times New Roman" w:hAnsi="Times New Roman" w:cs="Times New Roman"/>
+                <w:b/>
+                <w:bCs/>
+                <w:lang w:val="en-US"/>
+              </w:rPr>
+              <w:t>25</w:t>
+            </w:r>
+          </w:p>
+        </w:tc>
+        <w:tc>
+          <w:tcPr>
+            <w:tcW w:w="1046" w:type="dxa"/>
+          </w:tcPr>
+          <w:p>
+            <w:pPr>
+              <w:jc w:val="both"/>
+              <w:rPr>
+                <w:rFonts w:ascii="Times New Roman" w:hAnsi="Times New Roman" w:cs="Times New Roman"/>
+                <w:b/>
+                <w:bCs/>
+                <w:lang w:val="en-US"/>
+              </w:rPr>
+            </w:pPr>
+            <w:r>
+              <w:rPr>
+                <w:rFonts w:ascii="Times New Roman" w:hAnsi="Times New Roman" w:cs="Times New Roman"/>
+                <w:b/>
+                <w:bCs/>
+                <w:lang w:val="en-US"/>
+              </w:rPr>
+              <w:t>26</w:t>
+            </w:r>
+          </w:p>
+        </w:tc>
+        <w:tc>
+          <w:tcPr>
+            <w:tcW w:w="1046" w:type="dxa"/>
+          </w:tcPr>
+          <w:p>
+            <w:pPr>
+              <w:jc w:val="both"/>
+              <w:rPr>
+                <w:rFonts w:ascii="Times New Roman" w:hAnsi="Times New Roman" w:cs="Times New Roman"/>
+                <w:b/>
+                <w:bCs/>
+                <w:lang w:val="en-US"/>
+              </w:rPr>
+            </w:pPr>
+            <w:r>
+              <w:rPr>
+                <w:rFonts w:ascii="Times New Roman" w:hAnsi="Times New Roman" w:cs="Times New Roman"/>
+                <w:b/>
+                <w:bCs/>
+                <w:lang w:val="en-US"/>
+              </w:rPr>
+              <w:t>27</w:t>
+            </w:r>
+          </w:p>
+        </w:tc>
+        <w:tc>
+          <w:tcPr>
+            <w:tcW w:w="1046" w:type="dxa"/>
+          </w:tcPr>
+          <w:p>
+            <w:pPr>
+              <w:jc w:val="both"/>
+              <w:rPr>
+                <w:rFonts w:ascii="Times New Roman" w:hAnsi="Times New Roman" w:cs="Times New Roman"/>
+                <w:b/>
+                <w:bCs/>
+                <w:lang w:val="en-US"/>
+              </w:rPr>
+            </w:pPr>
+            <w:r>
+              <w:rPr>
+                <w:rFonts w:ascii="Times New Roman" w:hAnsi="Times New Roman" w:cs="Times New Roman"/>
+                <w:b/>
+                <w:bCs/>
+                <w:lang w:val="en-US"/>
+              </w:rPr>
+              <w:t>28</w:t>
+            </w:r>
+          </w:p>
+        </w:tc>
+        <w:tc>
+          <w:tcPr>
+            <w:tcW w:w="1046" w:type="dxa"/>
+          </w:tcPr>
+          <w:p>
+            <w:pPr>
+              <w:jc w:val="both"/>
+              <w:rPr>
+                <w:rFonts w:ascii="Times New Roman" w:hAnsi="Times New Roman" w:cs="Times New Roman"/>
+                <w:b/>
+                <w:bCs/>
+                <w:lang w:val="en-US"/>
+              </w:rPr>
+            </w:pPr>
+            <w:r>
+              <w:rPr>
+                <w:rFonts w:ascii="Times New Roman" w:hAnsi="Times New Roman" w:cs="Times New Roman"/>
+                <w:b/>
+                <w:bCs/>
+                <w:lang w:val="en-US"/>
+              </w:rPr>
+              <w:t>29</w:t>
+            </w:r>
+          </w:p>
+        </w:tc>
+        <w:tc>
+          <w:tcPr>
+            <w:tcW w:w="1046" w:type="dxa"/>
+          </w:tcPr>
+          <w:p>
+            <w:pPr>
+              <w:jc w:val="both"/>
+              <w:rPr>
+                <w:rFonts w:ascii="Times New Roman" w:hAnsi="Times New Roman" w:cs="Times New Roman"/>
+                <w:b/>
+                <w:bCs/>
+                <w:lang w:val="en-US"/>
+              </w:rPr>
+            </w:pPr>
+            <w:r>
+              <w:rPr>
+                <w:rFonts w:ascii="Times New Roman" w:hAnsi="Times New Roman" w:cs="Times New Roman"/>
+                <w:b/>
+                <w:bCs/>
+                <w:lang w:val="en-US"/>
+              </w:rPr>
+              <w:t>30</w:t>
+            </w:r>
+          </w:p>
+        </w:tc>
+      </w:tr>
+    </w:tbl>
+    <w:p>
+      <w:pPr>
+        <w:jc w:val="both"/>
+        <w:rPr>
+          <w:rFonts w:ascii="Times New Roman" w:hAnsi="Times New Roman" w:cs="Times New Roman"/>
+          <w:b/>
+          <w:bCs/>
+          <w:lang w:val="en-US"/>
+        </w:rPr>
         <w:sectPr>
           <w:pgSz w:w="11906" w:h="16838"/>
           <w:pgMar w:top="720" w:right="720" w:bottom="720" w:left="720" w:header="708" w:footer="708" w:gutter="0"/>
@@ -264,15 +1133,6 @@
           <w:docGrid w:linePitch="360"/>
         </w:sectPr>
       </w:pPr>
-      <w:r>
-        <w:rPr>
-          <w:rFonts w:ascii="Times New Roman" w:eastAsia="Times New Roman" w:hAnsi="Times New Roman" w:cs="Times New Roman"/>
-          <w:b/>
-          <w:bCs/>
-          <w:lang w:val="en-IN" w:eastAsia="en-IN"/>
-        </w:rPr>
-        <w:t>Submit your answer sheets promptly at the end of the exam; late submissions will not be accepted.</w:t>
-      </w:r>
     </w:p>
     <w:p>
       <w:pPr>
@@ -282,52 +1142,63 @@
           <w:lang w:val="en-US"/>
         </w:rPr>
       </w:pPr>
-      <w:r>
-        <w:rPr>
-          <w:rFonts w:ascii="Times New Roman" w:hAnsi="Times New Roman" w:cs="Times New Roman"/>
-          <w:lang w:val="en-US"/>
-        </w:rPr>
-        <w:t xml:space="preserve"> </w:t>
-      </w:r>
     </w:p>
     <w:p>
       <w:pPr>
         <w:spacing w:after="0" w:line="240" w:lineRule="auto"/>
-        <w:rPr>
-          <w:rStyle w:val="markedcontent"/>
-          <w:rFonts w:ascii="Times New Roman" w:hAnsi="Times New Roman" w:cs="Times New Roman"/>
-        </w:rPr>
-      </w:pPr>
-      <w:r>
-        <w:rPr>
-          <w:rStyle w:val="markedcontent"/>
-          <w:rFonts w:ascii="Times New Roman" w:hAnsi="Times New Roman" w:cs="Times New Roman"/>
-          <w:b/>
-          <w:bCs/>
-        </w:rPr>
-        <w:t xml:space="preserve">1</w:t>
-      </w:r>
-      <w:r>
-        <w:rPr>
-          <w:rStyle w:val="markedcontent"/>
-          <w:rFonts w:ascii="Times New Roman" w:hAnsi="Times New Roman" w:cs="Times New Roman"/>
-          <w:b/>
-          <w:bCs/>
-        </w:rPr>
-        <w:t xml:space="preserve">.</w:t>
-      </w:r>
-      <w:r>
-        <w:rPr>
-          <w:rStyle w:val="markedcontent"/>
-          <w:rFonts w:ascii="Times New Roman" w:hAnsi="Times New Roman" w:cs="Times New Roman"/>
-        </w:rPr>
-        <w:t xml:space="preserve"> This is a sample question about different text which were available to me.</w:t>
+        <w:jc w:val="both"/>
+        <w:rPr>
+          <w:rFonts w:ascii="Times New Roman" w:hAnsi="Times New Roman" w:cs="Times New Roman"/>
+          <w:lang w:val="en-US"/>
+        </w:rPr>
+      </w:pPr>
+      <w:r>
+        <w:rPr>
+          <w:rFonts w:ascii="Times New Roman" w:hAnsi="Times New Roman" w:cs="Times New Roman"/>
+          <w:lang w:val="en-US"/>
+        </w:rPr>
+        <w:t xml:space="preserve"> </w:t>
       </w:r>
     </w:p>
     <w:p>
       <w:pPr>
         <w:spacing w:after="0" w:line="240" w:lineRule="auto"/>
-        <w:ind w:left="720"/>
+        <w:jc w:val="both"/>
+        <w:rPr>
+          <w:rStyle w:val="markedcontent"/>
+          <w:rFonts w:ascii="Times New Roman" w:hAnsi="Times New Roman" w:cs="Times New Roman"/>
+        </w:rPr>
+      </w:pPr>
+      <w:r>
+        <w:rPr>
+          <w:rStyle w:val="markedcontent"/>
+          <w:rFonts w:ascii="Times New Roman" w:hAnsi="Times New Roman" w:cs="Times New Roman"/>
+          <w:b/>
+          <w:bCs/>
+        </w:rPr>
+        <w:t xml:space="preserve">1</w:t>
+      </w:r>
+      <w:r>
+        <w:rPr>
+          <w:rStyle w:val="markedcontent"/>
+          <w:rFonts w:ascii="Times New Roman" w:hAnsi="Times New Roman" w:cs="Times New Roman"/>
+          <w:b/>
+          <w:bCs/>
+        </w:rPr>
+        <w:t xml:space="preserve">.</w:t>
+      </w:r>
+      <w:r>
+        <w:rPr>
+          <w:rStyle w:val="markedcontent"/>
+          <w:rFonts w:ascii="Times New Roman" w:hAnsi="Times New Roman" w:cs="Times New Roman"/>
+        </w:rPr>
+        <w:t xml:space="preserve"> What is UI UX?</w:t>
+      </w:r>
+    </w:p>
+    <w:p>
+      <w:pPr>
+        <w:spacing w:after="0" w:line="240" w:lineRule="auto"/>
+        <w:jc w:val="both"/>
         <w:rPr>
           <w:rFonts w:ascii="Times New Roman" w:hAnsi="Times New Roman" w:cs="Times New Roman"/>
         </w:rPr>
@@ -418,7 +1289,7 @@
     <w:p>
       <w:pPr>
         <w:spacing w:after="0" w:line="240" w:lineRule="auto"/>
-        <w:ind w:left="720"/>
+        <w:jc w:val="both"/>
         <w:rPr>
           <w:rFonts w:ascii="Times New Roman" w:hAnsi="Times New Roman" w:cs="Times New Roman"/>
           <w:lang w:val="en-US"/>
@@ -454,7 +1325,7 @@
     <w:p>
       <w:pPr>
         <w:spacing w:after="0" w:line="240" w:lineRule="auto"/>
-        <w:ind w:left="720"/>
+        <w:jc w:val="both"/>
         <w:rPr>
           <w:rFonts w:ascii="Times New Roman" w:hAnsi="Times New Roman" w:cs="Times New Roman"/>
           <w:lang w:val="en-US"/>
@@ -470,7 +1341,7 @@
         <w:rPr>
           <w:rFonts w:ascii="Times New Roman" w:hAnsi="Times New Roman" w:cs="Times New Roman"/>
         </w:rPr>
-        <w:t xml:space="preserve">B. text2</w:t>
+        <w:t xml:space="preserve">B. Text1</w:t>
       </w:r>
       <w:proofErr w:type="gramEnd"/>
       <w:r>
@@ -490,7 +1361,7 @@
     <w:p>
       <w:pPr>
         <w:spacing w:after="0" w:line="240" w:lineRule="auto"/>
-        <w:ind w:left="720"/>
+        <w:jc w:val="both"/>
         <w:rPr>
           <w:rFonts w:ascii="Times New Roman" w:hAnsi="Times New Roman" w:cs="Times New Roman"/>
           <w:lang w:val="en-US"/>
@@ -506,7 +1377,7 @@
         <w:rPr>
           <w:rFonts w:ascii="Times New Roman" w:hAnsi="Times New Roman" w:cs="Times New Roman"/>
         </w:rPr>
-        <w:t xml:space="preserve">C. Text3</w:t>
+        <w:t xml:space="preserve">C. Text1</w:t>
       </w:r>
       <w:proofErr w:type="gramEnd"/>
       <w:r>
@@ -526,7 +1397,7 @@
     <w:p>
       <w:pPr>
         <w:spacing w:after="0" w:line="240" w:lineRule="auto"/>
-        <w:ind w:left="720"/>
+        <w:jc w:val="both"/>
         <w:rPr>
           <w:rFonts w:ascii="Times New Roman" w:hAnsi="Times New Roman" w:cs="Times New Roman"/>
           <w:lang w:val="en-US"/>
@@ -542,283 +1413,13 @@
         <w:rPr>
           <w:rFonts w:ascii="Times New Roman" w:hAnsi="Times New Roman" w:cs="Times New Roman"/>
         </w:rPr>
-        <w:t xml:space="preserve">D. Text4</w:t>
+        <w:t xml:space="preserve">D. Text1</w:t>
       </w:r>
     </w:p>
     <w:p>
       <w:pPr>
         <w:spacing w:after="0" w:line="240" w:lineRule="auto"/>
-        <w:ind w:left="720"/>
-        <w:rPr>
-          <w:rFonts w:ascii="Times New Roman" w:hAnsi="Times New Roman" w:cs="Times New Roman"/>
-        </w:rPr>
-      </w:pPr>
-      <w:r>
-        <w:rPr>
-          <w:rFonts w:ascii="Times New Roman" w:hAnsi="Times New Roman" w:cs="Times New Roman"/>
-        </w:rPr>
-        <w:t xml:space="preserve"> </w:t>
-      </w:r>
-    </w:p>
-    <w:p>
-      <w:pPr>
-        <w:spacing w:after="0" w:line="240" w:lineRule="auto"/>
-        <w:rPr>
-          <w:rStyle w:val="markedcontent"/>
-          <w:rFonts w:ascii="Times New Roman" w:hAnsi="Times New Roman" w:cs="Times New Roman"/>
-        </w:rPr>
-      </w:pPr>
-      <w:r>
-        <w:rPr>
-          <w:rStyle w:val="markedcontent"/>
-          <w:rFonts w:ascii="Times New Roman" w:hAnsi="Times New Roman" w:cs="Times New Roman"/>
-          <w:b/>
-          <w:bCs/>
-        </w:rPr>
-        <w:t xml:space="preserve">2</w:t>
-      </w:r>
-      <w:r>
-        <w:rPr>
-          <w:rStyle w:val="markedcontent"/>
-          <w:rFonts w:ascii="Times New Roman" w:hAnsi="Times New Roman" w:cs="Times New Roman"/>
-          <w:b/>
-          <w:bCs/>
-        </w:rPr>
-        <w:t xml:space="preserve">.</w:t>
-      </w:r>
-      <w:r>
-        <w:rPr>
-          <w:rStyle w:val="markedcontent"/>
-          <w:rFonts w:ascii="Times New Roman" w:hAnsi="Times New Roman" w:cs="Times New Roman"/>
-        </w:rPr>
-        <w:t xml:space="preserve"> This is a second question which I am adding to this set.</w:t>
-      </w:r>
-    </w:p>
-    <w:p>
-      <w:pPr>
-        <w:spacing w:after="0" w:line="240" w:lineRule="auto"/>
-        <w:ind w:left="720"/>
-        <w:rPr>
-          <w:rFonts w:ascii="Times New Roman" w:hAnsi="Times New Roman" w:cs="Times New Roman"/>
-        </w:rPr>
-      </w:pPr>
-      <w:r>
-        <w:rPr>
-          <w:rStyle w:val="markedcontent"/>
-          <w:rFonts w:ascii="Times New Roman" w:hAnsi="Times New Roman" w:cs="Times New Roman"/>
-        </w:rPr>
-        <w:drawing>
-          <wp:inline distT="0" distB="0" distL="0" distR="0">
-            <wp:extent cx="1428750" cy="1428750"/>
-            <wp:effectExtent l="0" t="0" r="0" b="0"/>
-            <wp:docPr id="2" name="Image 2" descr="image"/>
-            <wp:cNvGraphicFramePr>
-              <a:graphicFrameLocks xmlns:a="http://schemas.openxmlformats.org/drawingml/2006/main" noChangeAspect="1"/>
-            </wp:cNvGraphicFramePr>
-            <a:graphic xmlns:a="http://schemas.openxmlformats.org/drawingml/2006/main">
-              <a:graphicData uri="http://schemas.openxmlformats.org/drawingml/2006/picture">
-                <pic:pic xmlns:pic="http://schemas.openxmlformats.org/drawingml/2006/picture">
-                  <pic:nvPicPr>
-                    <pic:cNvPr id="0" name="Picture 1" descr="image"/>
-                    <pic:cNvPicPr>
-                      <a:picLocks noChangeAspect="1" noChangeArrowheads="1"/>
-                    </pic:cNvPicPr>
-                  </pic:nvPicPr>
-                  <pic:blipFill>
-                    <a:blip r:embed="rId8">
-                      <a:extLst>
-                        <a:ext uri="{28A0092B-C50C-407E-A947-70E740481C1C}">
-                          <a14:useLocalDpi xmlns:a14="http://schemas.microsoft.com/office/drawing/2010/main" val="0"/>
-                        </a:ext>
-                      </a:extLst>
-                    </a:blip>
-                    <a:srcRect/>
-                    <a:stretch>
-                      <a:fillRect/>
-                    </a:stretch>
-                  </pic:blipFill>
-                  <pic:spPr bwMode="auto">
-                    <a:xfrm>
-                      <a:off x="0" y="0"/>
-                      <a:ext cx="1428750" cy="1428750"/>
-                    </a:xfrm>
-                    <a:prstGeom prst="rect">
-                      <a:avLst/>
-                    </a:prstGeom>
-                    <a:noFill/>
-                    <a:ln>
-                      <a:noFill/>
-                    </a:ln>
-                  </pic:spPr>
-                </pic:pic>
-              </a:graphicData>
-            </a:graphic>
-          </wp:inline>
-        </w:drawing>
-      </w:r>
-      <w:proofErr w:type="gramStart"/>
-      <w:r>
-        <w:rPr>
-          <w:rStyle w:val="markedcontent"/>
-          <w:rFonts w:ascii="Times New Roman" w:hAnsi="Times New Roman" w:cs="Times New Roman"/>
-        </w:rPr>
-        <w:t/>
-      </w:r>
-      <w:r>
-        <w:rPr>
-          <w:rFonts w:ascii="Times New Roman" w:hAnsi="Times New Roman" w:cs="Times New Roman"/>
-        </w:rPr>
-        <w:t/>
-      </w:r>
-      <w:proofErr w:type="gramEnd"/>
-      <w:r>
-        <w:rPr>
-          <w:rStyle w:val="hljs-selector-id"/>
-          <w:rFonts w:ascii="Times New Roman" w:hAnsi="Times New Roman" w:cs="Times New Roman"/>
-        </w:rPr>
-        <w:t/>
-      </w:r>
-      <w:r>
-        <w:rPr>
-          <w:rFonts w:ascii="Times New Roman" w:hAnsi="Times New Roman" w:cs="Times New Roman"/>
-        </w:rPr>
-        <w:t/>
-      </w:r>
-    </w:p>
-    <w:p>
-      <w:pPr>
-        <w:spacing w:after="0" w:line="240" w:lineRule="auto"/>
-        <w:ind w:left="720"/>
-        <w:rPr>
-          <w:rFonts w:ascii="Times New Roman" w:hAnsi="Times New Roman" w:cs="Times New Roman"/>
-          <w:lang w:val="en-US"/>
-        </w:rPr>
-      </w:pPr>
-      <w:r>
-        <w:rPr>
-          <w:rFonts w:ascii="Times New Roman" w:hAnsi="Times New Roman" w:cs="Times New Roman"/>
-        </w:rPr>
-        <w:t xml:space="preserve">    </w:t>
-      </w:r>
-      <w:r>
-        <w:rPr>
-          <w:rFonts w:ascii="Times New Roman" w:hAnsi="Times New Roman" w:cs="Times New Roman"/>
-        </w:rPr>
-        <w:t xml:space="preserve">A. text1</w:t>
-      </w:r>
-      <w:proofErr w:type="gramEnd"/>
-      <w:r>
-        <w:rPr>
-          <w:rStyle w:val="hljs-selector-id"/>
-          <w:rFonts w:ascii="Times New Roman" w:hAnsi="Times New Roman" w:cs="Times New Roman"/>
-        </w:rPr>
-        <w:t/>
-      </w:r>
-      <w:r>
-        <w:rPr>
-          <w:rFonts w:ascii="Times New Roman" w:hAnsi="Times New Roman" w:cs="Times New Roman"/>
-        </w:rPr>
-        <w:t/>
-      </w:r>
-    </w:p>
-    <w:p>
-      <w:pPr>
-        <w:spacing w:after="0" w:line="240" w:lineRule="auto"/>
-        <w:ind w:left="720"/>
-        <w:rPr>
-          <w:rFonts w:ascii="Times New Roman" w:hAnsi="Times New Roman" w:cs="Times New Roman"/>
-          <w:lang w:val="en-US"/>
-        </w:rPr>
-      </w:pPr>
-      <w:r>
-        <w:rPr>
-          <w:rFonts w:ascii="Times New Roman" w:hAnsi="Times New Roman" w:cs="Times New Roman"/>
-        </w:rPr>
-        <w:t xml:space="preserve">    </w:t>
-      </w:r>
-      <w:r>
-        <w:rPr>
-          <w:rFonts w:ascii="Times New Roman" w:hAnsi="Times New Roman" w:cs="Times New Roman"/>
-        </w:rPr>
-        <w:t xml:space="preserve">B. text2</w:t>
-      </w:r>
-      <w:proofErr w:type="gramEnd"/>
-      <w:r>
-        <w:rPr>
-          <w:rStyle w:val="hljs-selector-id"/>
-          <w:rFonts w:ascii="Times New Roman" w:hAnsi="Times New Roman" w:cs="Times New Roman"/>
-        </w:rPr>
-        <w:t/>
-      </w:r>
-      <w:r>
-        <w:rPr>
-          <w:rFonts w:ascii="Times New Roman" w:hAnsi="Times New Roman" w:cs="Times New Roman"/>
-        </w:rPr>
-        <w:t/>
-      </w:r>
-    </w:p>
-    <w:p>
-      <w:pPr>
-        <w:spacing w:after="0" w:line="240" w:lineRule="auto"/>
-        <w:ind w:left="720"/>
-        <w:rPr>
-          <w:rFonts w:ascii="Times New Roman" w:hAnsi="Times New Roman" w:cs="Times New Roman"/>
-          <w:lang w:val="en-US"/>
-        </w:rPr>
-      </w:pPr>
-      <w:r>
-        <w:rPr>
-          <w:rFonts w:ascii="Times New Roman" w:hAnsi="Times New Roman" w:cs="Times New Roman"/>
-        </w:rPr>
-        <w:t xml:space="preserve">    </w:t>
-      </w:r>
-      <w:r>
-        <w:rPr>
-          <w:rFonts w:ascii="Times New Roman" w:hAnsi="Times New Roman" w:cs="Times New Roman"/>
-        </w:rPr>
-        <w:t xml:space="preserve">C. text3</w:t>
-      </w:r>
-      <w:proofErr w:type="gramEnd"/>
-      <w:r>
-        <w:rPr>
-          <w:rStyle w:val="hljs-selector-id"/>
-          <w:rFonts w:ascii="Times New Roman" w:hAnsi="Times New Roman" w:cs="Times New Roman"/>
-        </w:rPr>
-        <w:t/>
-      </w:r>
-      <w:r>
-        <w:rPr>
-          <w:rFonts w:ascii="Times New Roman" w:hAnsi="Times New Roman" w:cs="Times New Roman"/>
-        </w:rPr>
-        <w:t/>
-      </w:r>
-    </w:p>
-    <w:p>
-      <w:pPr>
-        <w:spacing w:after="0" w:line="240" w:lineRule="auto"/>
-        <w:ind w:left="720"/>
-        <w:rPr>
-          <w:rFonts w:ascii="Times New Roman" w:hAnsi="Times New Roman" w:cs="Times New Roman"/>
-          <w:lang w:val="en-US"/>
-        </w:rPr>
-      </w:pPr>
-      <w:r>
-        <w:rPr>
-          <w:rFonts w:ascii="Times New Roman" w:hAnsi="Times New Roman" w:cs="Times New Roman"/>
-        </w:rPr>
-        <w:t xml:space="preserve">    </w:t>
-      </w:r>
-      <w:r>
-        <w:rPr>
-          <w:rFonts w:ascii="Times New Roman" w:hAnsi="Times New Roman" w:cs="Times New Roman"/>
-        </w:rPr>
-        <w:t xml:space="preserve">D. text4</w:t>
-      </w:r>
-    </w:p>
-    <w:p>
-      <w:pPr>
-        <w:spacing w:after="0" w:line="240" w:lineRule="auto"/>
-        <w:ind w:left="720"/>
+        <w:jc w:val="both"/>
         <w:rPr>
           <w:rFonts w:ascii="Times New Roman" w:hAnsi="Times New Roman" w:cs="Times New Roman"/>
         </w:rPr>
@@ -2230,6 +2831,25 @@
       <w:bCs/>
     </w:rPr>
   </w:style>
+  <w:style w:type="table" w:styleId="TableGrid">
+    <w:name w:val="Table Grid"/>
+    <w:basedOn w:val="TableNormal"/>
+    <w:uiPriority w:val="39"/>
+    <w:rsid w:val="00F40950"/>
+    <w:pPr>
+      <w:spacing w:after="0" w:line="240" w:lineRule="auto"/>
+    </w:pPr>
+    <w:tblPr>
+      <w:tblBorders>
+        <w:top w:val="single" w:sz="4" w:space="0" w:color="auto"/>
+        <w:left w:val="single" w:sz="4" w:space="0" w:color="auto"/>
+        <w:bottom w:val="single" w:sz="4" w:space="0" w:color="auto"/>
+        <w:right w:val="single" w:sz="4" w:space="0" w:color="auto"/>
+        <w:insideH w:val="single" w:sz="4" w:space="0" w:color="auto"/>
+        <w:insideV w:val="single" w:sz="4" w:space="0" w:color="auto"/>
+      </w:tblBorders>
+    </w:tblPr>
+  </w:style>
 </w:styles>
 </file>
 

--- a/backend/controllers/output_3.docx
+++ b/backend/controllers/output_3.docx
@@ -59,7 +59,7 @@
           <w:bCs/>
           <w:lang w:val="en-US"/>
         </w:rPr>
-        <w:t xml:space="preserve">CSE531</w:t>
+        <w:t xml:space="preserve">CSE372</w:t>
       </w:r>
       <w:proofErr w:type="spellStart"/>
       <w:r>
@@ -97,7 +97,7 @@
           <w:bCs/>
           <w:lang w:val="en-US"/>
         </w:rPr>
-        <w:t xml:space="preserve">Machine Learning</w:t>
+        <w:t xml:space="preserve">UI UX Design</w:t>
       </w:r>
       <w:proofErr w:type="spellStart"/>
       <w:r>
@@ -1192,7 +1192,7 @@
           <w:rStyle w:val="markedcontent"/>
           <w:rFonts w:ascii="Times New Roman" w:hAnsi="Times New Roman" w:cs="Times New Roman"/>
         </w:rPr>
-        <w:t xml:space="preserve"> What is UI UX?</w:t>
+        <w:t xml:space="preserve"> What am I doing at this point?</w:t>
       </w:r>
     </w:p>
     <w:p>
@@ -1208,54 +1208,6 @@
           <w:rStyle w:val="markedcontent"/>
           <w:rFonts w:ascii="Times New Roman" w:hAnsi="Times New Roman" w:cs="Times New Roman"/>
         </w:rPr>
-        <w:drawing>
-          <wp:inline distT="0" distB="0" distL="0" distR="0">
-            <wp:extent cx="1428750" cy="1428750"/>
-            <wp:effectExtent l="0" t="0" r="0" b="0"/>
-            <wp:docPr id="2" name="Image 2" descr="image"/>
-            <wp:cNvGraphicFramePr>
-              <a:graphicFrameLocks xmlns:a="http://schemas.openxmlformats.org/drawingml/2006/main" noChangeAspect="1"/>
-            </wp:cNvGraphicFramePr>
-            <a:graphic xmlns:a="http://schemas.openxmlformats.org/drawingml/2006/main">
-              <a:graphicData uri="http://schemas.openxmlformats.org/drawingml/2006/picture">
-                <pic:pic xmlns:pic="http://schemas.openxmlformats.org/drawingml/2006/picture">
-                  <pic:nvPicPr>
-                    <pic:cNvPr id="0" name="Picture 1" descr="image"/>
-                    <pic:cNvPicPr>
-                      <a:picLocks noChangeAspect="1" noChangeArrowheads="1"/>
-                    </pic:cNvPicPr>
-                  </pic:nvPicPr>
-                  <pic:blipFill>
-                    <a:blip r:embed="rId7">
-                      <a:extLst>
-                        <a:ext uri="{28A0092B-C50C-407E-A947-70E740481C1C}">
-                          <a14:useLocalDpi xmlns:a14="http://schemas.microsoft.com/office/drawing/2010/main" val="0"/>
-                        </a:ext>
-                      </a:extLst>
-                    </a:blip>
-                    <a:srcRect/>
-                    <a:stretch>
-                      <a:fillRect/>
-                    </a:stretch>
-                  </pic:blipFill>
-                  <pic:spPr bwMode="auto">
-                    <a:xfrm>
-                      <a:off x="0" y="0"/>
-                      <a:ext cx="1428750" cy="1428750"/>
-                    </a:xfrm>
-                    <a:prstGeom prst="rect">
-                      <a:avLst/>
-                    </a:prstGeom>
-                    <a:noFill/>
-                    <a:ln>
-                      <a:noFill/>
-                    </a:ln>
-                  </pic:spPr>
-                </pic:pic>
-              </a:graphicData>
-            </a:graphic>
-          </wp:inline>
-        </w:drawing>
       </w:r>
       <w:proofErr w:type="gramStart"/>
       <w:r>
@@ -1305,7 +1257,7 @@
         <w:rPr>
           <w:rFonts w:ascii="Times New Roman" w:hAnsi="Times New Roman" w:cs="Times New Roman"/>
         </w:rPr>
-        <w:t xml:space="preserve">A. Text1</w:t>
+        <w:t xml:space="preserve">A. You are stupid</w:t>
       </w:r>
       <w:proofErr w:type="gramEnd"/>
       <w:r>
@@ -1341,7 +1293,7 @@
         <w:rPr>
           <w:rFonts w:ascii="Times New Roman" w:hAnsi="Times New Roman" w:cs="Times New Roman"/>
         </w:rPr>
-        <w:t xml:space="preserve">B. Text1</w:t>
+        <w:t xml:space="preserve">B. yes you are</w:t>
       </w:r>
       <w:proofErr w:type="gramEnd"/>
       <w:r>
@@ -1377,7 +1329,7 @@
         <w:rPr>
           <w:rFonts w:ascii="Times New Roman" w:hAnsi="Times New Roman" w:cs="Times New Roman"/>
         </w:rPr>
-        <w:t xml:space="preserve">C. Text1</w:t>
+        <w:t xml:space="preserve">C. Maybe you are genius</w:t>
       </w:r>
       <w:proofErr w:type="gramEnd"/>
       <w:r>
@@ -1413,7 +1365,676 @@
         <w:rPr>
           <w:rFonts w:ascii="Times New Roman" w:hAnsi="Times New Roman" w:cs="Times New Roman"/>
         </w:rPr>
-        <w:t xml:space="preserve">D. Text1</w:t>
+        <w:t xml:space="preserve">D. No you are not</w:t>
+      </w:r>
+    </w:p>
+    <w:p>
+      <w:pPr>
+        <w:spacing w:after="0" w:line="240" w:lineRule="auto"/>
+        <w:jc w:val="both"/>
+        <w:rPr>
+          <w:rFonts w:ascii="Times New Roman" w:hAnsi="Times New Roman" w:cs="Times New Roman"/>
+        </w:rPr>
+      </w:pPr>
+      <w:r>
+        <w:rPr>
+          <w:rFonts w:ascii="Times New Roman" w:hAnsi="Times New Roman" w:cs="Times New Roman"/>
+        </w:rPr>
+        <w:t xml:space="preserve"> </w:t>
+      </w:r>
+    </w:p>
+    <w:p>
+      <w:pPr>
+        <w:spacing w:after="0" w:line="240" w:lineRule="auto"/>
+        <w:jc w:val="both"/>
+        <w:rPr>
+          <w:rStyle w:val="markedcontent"/>
+          <w:rFonts w:ascii="Times New Roman" w:hAnsi="Times New Roman" w:cs="Times New Roman"/>
+        </w:rPr>
+      </w:pPr>
+      <w:r>
+        <w:rPr>
+          <w:rStyle w:val="markedcontent"/>
+          <w:rFonts w:ascii="Times New Roman" w:hAnsi="Times New Roman" w:cs="Times New Roman"/>
+          <w:b/>
+          <w:bCs/>
+        </w:rPr>
+        <w:t xml:space="preserve">2</w:t>
+      </w:r>
+      <w:r>
+        <w:rPr>
+          <w:rStyle w:val="markedcontent"/>
+          <w:rFonts w:ascii="Times New Roman" w:hAnsi="Times New Roman" w:cs="Times New Roman"/>
+          <w:b/>
+          <w:bCs/>
+        </w:rPr>
+        <w:t xml:space="preserve">.</w:t>
+      </w:r>
+      <w:r>
+        <w:rPr>
+          <w:rStyle w:val="markedcontent"/>
+          <w:rFonts w:ascii="Times New Roman" w:hAnsi="Times New Roman" w:cs="Times New Roman"/>
+        </w:rPr>
+        <w:t xml:space="preserve"> Test question</w:t>
+      </w:r>
+    </w:p>
+    <w:p>
+      <w:pPr>
+        <w:spacing w:after="0" w:line="240" w:lineRule="auto"/>
+        <w:jc w:val="both"/>
+        <w:rPr>
+          <w:rFonts w:ascii="Times New Roman" w:hAnsi="Times New Roman" w:cs="Times New Roman"/>
+        </w:rPr>
+      </w:pPr>
+      <w:r>
+        <w:rPr>
+          <w:rStyle w:val="markedcontent"/>
+          <w:rFonts w:ascii="Times New Roman" w:hAnsi="Times New Roman" w:cs="Times New Roman"/>
+        </w:rPr>
+      </w:r>
+      <w:proofErr w:type="gramStart"/>
+      <w:r>
+        <w:rPr>
+          <w:rStyle w:val="markedcontent"/>
+          <w:rFonts w:ascii="Times New Roman" w:hAnsi="Times New Roman" w:cs="Times New Roman"/>
+        </w:rPr>
+        <w:t/>
+      </w:r>
+      <w:r>
+        <w:rPr>
+          <w:rFonts w:ascii="Times New Roman" w:hAnsi="Times New Roman" w:cs="Times New Roman"/>
+        </w:rPr>
+        <w:t/>
+      </w:r>
+      <w:proofErr w:type="gramEnd"/>
+      <w:r>
+        <w:rPr>
+          <w:rStyle w:val="hljs-selector-id"/>
+          <w:rFonts w:ascii="Times New Roman" w:hAnsi="Times New Roman" w:cs="Times New Roman"/>
+        </w:rPr>
+        <w:t/>
+      </w:r>
+      <w:r>
+        <w:rPr>
+          <w:rFonts w:ascii="Times New Roman" w:hAnsi="Times New Roman" w:cs="Times New Roman"/>
+        </w:rPr>
+        <w:t/>
+      </w:r>
+    </w:p>
+    <w:p>
+      <w:pPr>
+        <w:spacing w:after="0" w:line="240" w:lineRule="auto"/>
+        <w:jc w:val="both"/>
+        <w:rPr>
+          <w:rFonts w:ascii="Times New Roman" w:hAnsi="Times New Roman" w:cs="Times New Roman"/>
+          <w:lang w:val="en-US"/>
+        </w:rPr>
+      </w:pPr>
+      <w:r>
+        <w:rPr>
+          <w:rFonts w:ascii="Times New Roman" w:hAnsi="Times New Roman" w:cs="Times New Roman"/>
+        </w:rPr>
+        <w:t xml:space="preserve">    </w:t>
+      </w:r>
+      <w:r>
+        <w:rPr>
+          <w:rFonts w:ascii="Times New Roman" w:hAnsi="Times New Roman" w:cs="Times New Roman"/>
+        </w:rPr>
+        <w:t xml:space="preserve">A. a</w:t>
+      </w:r>
+      <w:proofErr w:type="gramEnd"/>
+      <w:r>
+        <w:rPr>
+          <w:rStyle w:val="hljs-selector-id"/>
+          <w:rFonts w:ascii="Times New Roman" w:hAnsi="Times New Roman" w:cs="Times New Roman"/>
+        </w:rPr>
+        <w:t/>
+      </w:r>
+      <w:r>
+        <w:rPr>
+          <w:rFonts w:ascii="Times New Roman" w:hAnsi="Times New Roman" w:cs="Times New Roman"/>
+        </w:rPr>
+        <w:t/>
+      </w:r>
+    </w:p>
+    <w:p>
+      <w:pPr>
+        <w:spacing w:after="0" w:line="240" w:lineRule="auto"/>
+        <w:jc w:val="both"/>
+        <w:rPr>
+          <w:rFonts w:ascii="Times New Roman" w:hAnsi="Times New Roman" w:cs="Times New Roman"/>
+          <w:lang w:val="en-US"/>
+        </w:rPr>
+      </w:pPr>
+      <w:r>
+        <w:rPr>
+          <w:rFonts w:ascii="Times New Roman" w:hAnsi="Times New Roman" w:cs="Times New Roman"/>
+        </w:rPr>
+        <w:t xml:space="preserve">    </w:t>
+      </w:r>
+      <w:r>
+        <w:rPr>
+          <w:rFonts w:ascii="Times New Roman" w:hAnsi="Times New Roman" w:cs="Times New Roman"/>
+        </w:rPr>
+        <w:t xml:space="preserve">B. b</w:t>
+      </w:r>
+      <w:proofErr w:type="gramEnd"/>
+      <w:r>
+        <w:rPr>
+          <w:rStyle w:val="hljs-selector-id"/>
+          <w:rFonts w:ascii="Times New Roman" w:hAnsi="Times New Roman" w:cs="Times New Roman"/>
+        </w:rPr>
+        <w:t/>
+      </w:r>
+      <w:r>
+        <w:rPr>
+          <w:rFonts w:ascii="Times New Roman" w:hAnsi="Times New Roman" w:cs="Times New Roman"/>
+        </w:rPr>
+        <w:t/>
+      </w:r>
+    </w:p>
+    <w:p>
+      <w:pPr>
+        <w:spacing w:after="0" w:line="240" w:lineRule="auto"/>
+        <w:jc w:val="both"/>
+        <w:rPr>
+          <w:rFonts w:ascii="Times New Roman" w:hAnsi="Times New Roman" w:cs="Times New Roman"/>
+          <w:lang w:val="en-US"/>
+        </w:rPr>
+      </w:pPr>
+      <w:r>
+        <w:rPr>
+          <w:rFonts w:ascii="Times New Roman" w:hAnsi="Times New Roman" w:cs="Times New Roman"/>
+        </w:rPr>
+        <w:t xml:space="preserve">    </w:t>
+      </w:r>
+      <w:r>
+        <w:rPr>
+          <w:rFonts w:ascii="Times New Roman" w:hAnsi="Times New Roman" w:cs="Times New Roman"/>
+        </w:rPr>
+        <w:t xml:space="preserve">C. n</w:t>
+      </w:r>
+      <w:proofErr w:type="gramEnd"/>
+      <w:r>
+        <w:rPr>
+          <w:rStyle w:val="hljs-selector-id"/>
+          <w:rFonts w:ascii="Times New Roman" w:hAnsi="Times New Roman" w:cs="Times New Roman"/>
+        </w:rPr>
+        <w:t/>
+      </w:r>
+      <w:r>
+        <w:rPr>
+          <w:rFonts w:ascii="Times New Roman" w:hAnsi="Times New Roman" w:cs="Times New Roman"/>
+        </w:rPr>
+        <w:t/>
+      </w:r>
+    </w:p>
+    <w:p>
+      <w:pPr>
+        <w:spacing w:after="0" w:line="240" w:lineRule="auto"/>
+        <w:jc w:val="both"/>
+        <w:rPr>
+          <w:rFonts w:ascii="Times New Roman" w:hAnsi="Times New Roman" w:cs="Times New Roman"/>
+          <w:lang w:val="en-US"/>
+        </w:rPr>
+      </w:pPr>
+      <w:r>
+        <w:rPr>
+          <w:rFonts w:ascii="Times New Roman" w:hAnsi="Times New Roman" w:cs="Times New Roman"/>
+        </w:rPr>
+        <w:t xml:space="preserve">    </w:t>
+      </w:r>
+      <w:r>
+        <w:rPr>
+          <w:rFonts w:ascii="Times New Roman" w:hAnsi="Times New Roman" w:cs="Times New Roman"/>
+        </w:rPr>
+        <w:t xml:space="preserve">D. j</w:t>
+      </w:r>
+    </w:p>
+    <w:p>
+      <w:pPr>
+        <w:spacing w:after="0" w:line="240" w:lineRule="auto"/>
+        <w:jc w:val="both"/>
+        <w:rPr>
+          <w:rFonts w:ascii="Times New Roman" w:hAnsi="Times New Roman" w:cs="Times New Roman"/>
+        </w:rPr>
+      </w:pPr>
+      <w:r>
+        <w:rPr>
+          <w:rFonts w:ascii="Times New Roman" w:hAnsi="Times New Roman" w:cs="Times New Roman"/>
+        </w:rPr>
+        <w:t xml:space="preserve"> </w:t>
+      </w:r>
+    </w:p>
+    <w:p>
+      <w:pPr>
+        <w:spacing w:after="0" w:line="240" w:lineRule="auto"/>
+        <w:jc w:val="both"/>
+        <w:rPr>
+          <w:rStyle w:val="markedcontent"/>
+          <w:rFonts w:ascii="Times New Roman" w:hAnsi="Times New Roman" w:cs="Times New Roman"/>
+        </w:rPr>
+      </w:pPr>
+      <w:r>
+        <w:rPr>
+          <w:rStyle w:val="markedcontent"/>
+          <w:rFonts w:ascii="Times New Roman" w:hAnsi="Times New Roman" w:cs="Times New Roman"/>
+          <w:b/>
+          <w:bCs/>
+        </w:rPr>
+        <w:t xml:space="preserve">3</w:t>
+      </w:r>
+      <w:r>
+        <w:rPr>
+          <w:rStyle w:val="markedcontent"/>
+          <w:rFonts w:ascii="Times New Roman" w:hAnsi="Times New Roman" w:cs="Times New Roman"/>
+          <w:b/>
+          <w:bCs/>
+        </w:rPr>
+        <w:t xml:space="preserve">.</w:t>
+      </w:r>
+      <w:r>
+        <w:rPr>
+          <w:rStyle w:val="markedcontent"/>
+          <w:rFonts w:ascii="Times New Roman" w:hAnsi="Times New Roman" w:cs="Times New Roman"/>
+        </w:rPr>
+        <w:t xml:space="preserve"> cccjjk</w:t>
+      </w:r>
+    </w:p>
+    <w:p>
+      <w:pPr>
+        <w:spacing w:after="0" w:line="240" w:lineRule="auto"/>
+        <w:jc w:val="both"/>
+        <w:rPr>
+          <w:rFonts w:ascii="Times New Roman" w:hAnsi="Times New Roman" w:cs="Times New Roman"/>
+        </w:rPr>
+      </w:pPr>
+      <w:r>
+        <w:rPr>
+          <w:rStyle w:val="markedcontent"/>
+          <w:rFonts w:ascii="Times New Roman" w:hAnsi="Times New Roman" w:cs="Times New Roman"/>
+        </w:rPr>
+      </w:r>
+      <w:proofErr w:type="gramStart"/>
+      <w:r>
+        <w:rPr>
+          <w:rStyle w:val="markedcontent"/>
+          <w:rFonts w:ascii="Times New Roman" w:hAnsi="Times New Roman" w:cs="Times New Roman"/>
+        </w:rPr>
+        <w:t/>
+      </w:r>
+      <w:r>
+        <w:rPr>
+          <w:rFonts w:ascii="Times New Roman" w:hAnsi="Times New Roman" w:cs="Times New Roman"/>
+        </w:rPr>
+        <w:t/>
+      </w:r>
+      <w:proofErr w:type="gramEnd"/>
+      <w:r>
+        <w:rPr>
+          <w:rStyle w:val="hljs-selector-id"/>
+          <w:rFonts w:ascii="Times New Roman" w:hAnsi="Times New Roman" w:cs="Times New Roman"/>
+        </w:rPr>
+        <w:t/>
+      </w:r>
+      <w:r>
+        <w:rPr>
+          <w:rFonts w:ascii="Times New Roman" w:hAnsi="Times New Roman" w:cs="Times New Roman"/>
+        </w:rPr>
+        <w:t/>
+      </w:r>
+    </w:p>
+    <w:p>
+      <w:pPr>
+        <w:spacing w:after="0" w:line="240" w:lineRule="auto"/>
+        <w:jc w:val="both"/>
+        <w:rPr>
+          <w:rFonts w:ascii="Times New Roman" w:hAnsi="Times New Roman" w:cs="Times New Roman"/>
+          <w:lang w:val="en-US"/>
+        </w:rPr>
+      </w:pPr>
+      <w:r>
+        <w:rPr>
+          <w:rFonts w:ascii="Times New Roman" w:hAnsi="Times New Roman" w:cs="Times New Roman"/>
+        </w:rPr>
+        <w:t xml:space="preserve">    </w:t>
+      </w:r>
+      <w:r>
+        <w:rPr>
+          <w:rFonts w:ascii="Times New Roman" w:hAnsi="Times New Roman" w:cs="Times New Roman"/>
+        </w:rPr>
+        <w:t xml:space="preserve">A. j</w:t>
+      </w:r>
+      <w:proofErr w:type="gramEnd"/>
+      <w:r>
+        <w:rPr>
+          <w:rStyle w:val="hljs-selector-id"/>
+          <w:rFonts w:ascii="Times New Roman" w:hAnsi="Times New Roman" w:cs="Times New Roman"/>
+        </w:rPr>
+        <w:t/>
+      </w:r>
+      <w:r>
+        <w:rPr>
+          <w:rFonts w:ascii="Times New Roman" w:hAnsi="Times New Roman" w:cs="Times New Roman"/>
+        </w:rPr>
+        <w:t/>
+      </w:r>
+    </w:p>
+    <w:p>
+      <w:pPr>
+        <w:spacing w:after="0" w:line="240" w:lineRule="auto"/>
+        <w:jc w:val="both"/>
+        <w:rPr>
+          <w:rFonts w:ascii="Times New Roman" w:hAnsi="Times New Roman" w:cs="Times New Roman"/>
+          <w:lang w:val="en-US"/>
+        </w:rPr>
+      </w:pPr>
+      <w:r>
+        <w:rPr>
+          <w:rFonts w:ascii="Times New Roman" w:hAnsi="Times New Roman" w:cs="Times New Roman"/>
+        </w:rPr>
+        <w:t xml:space="preserve">    </w:t>
+      </w:r>
+      <w:r>
+        <w:rPr>
+          <w:rFonts w:ascii="Times New Roman" w:hAnsi="Times New Roman" w:cs="Times New Roman"/>
+        </w:rPr>
+        <w:t xml:space="preserve">B. j</w:t>
+      </w:r>
+      <w:proofErr w:type="gramEnd"/>
+      <w:r>
+        <w:rPr>
+          <w:rStyle w:val="hljs-selector-id"/>
+          <w:rFonts w:ascii="Times New Roman" w:hAnsi="Times New Roman" w:cs="Times New Roman"/>
+        </w:rPr>
+        <w:t/>
+      </w:r>
+      <w:r>
+        <w:rPr>
+          <w:rFonts w:ascii="Times New Roman" w:hAnsi="Times New Roman" w:cs="Times New Roman"/>
+        </w:rPr>
+        <w:t/>
+      </w:r>
+    </w:p>
+    <w:p>
+      <w:pPr>
+        <w:spacing w:after="0" w:line="240" w:lineRule="auto"/>
+        <w:jc w:val="both"/>
+        <w:rPr>
+          <w:rFonts w:ascii="Times New Roman" w:hAnsi="Times New Roman" w:cs="Times New Roman"/>
+          <w:lang w:val="en-US"/>
+        </w:rPr>
+      </w:pPr>
+      <w:r>
+        <w:rPr>
+          <w:rFonts w:ascii="Times New Roman" w:hAnsi="Times New Roman" w:cs="Times New Roman"/>
+        </w:rPr>
+        <w:t xml:space="preserve">    </w:t>
+      </w:r>
+      <w:r>
+        <w:rPr>
+          <w:rFonts w:ascii="Times New Roman" w:hAnsi="Times New Roman" w:cs="Times New Roman"/>
+        </w:rPr>
+        <w:t xml:space="preserve">C. j</w:t>
+      </w:r>
+      <w:proofErr w:type="gramEnd"/>
+      <w:r>
+        <w:rPr>
+          <w:rStyle w:val="hljs-selector-id"/>
+          <w:rFonts w:ascii="Times New Roman" w:hAnsi="Times New Roman" w:cs="Times New Roman"/>
+        </w:rPr>
+        <w:t/>
+      </w:r>
+      <w:r>
+        <w:rPr>
+          <w:rFonts w:ascii="Times New Roman" w:hAnsi="Times New Roman" w:cs="Times New Roman"/>
+        </w:rPr>
+        <w:t/>
+      </w:r>
+    </w:p>
+    <w:p>
+      <w:pPr>
+        <w:spacing w:after="0" w:line="240" w:lineRule="auto"/>
+        <w:jc w:val="both"/>
+        <w:rPr>
+          <w:rFonts w:ascii="Times New Roman" w:hAnsi="Times New Roman" w:cs="Times New Roman"/>
+          <w:lang w:val="en-US"/>
+        </w:rPr>
+      </w:pPr>
+      <w:r>
+        <w:rPr>
+          <w:rFonts w:ascii="Times New Roman" w:hAnsi="Times New Roman" w:cs="Times New Roman"/>
+        </w:rPr>
+        <w:t xml:space="preserve">    </w:t>
+      </w:r>
+      <w:r>
+        <w:rPr>
+          <w:rFonts w:ascii="Times New Roman" w:hAnsi="Times New Roman" w:cs="Times New Roman"/>
+        </w:rPr>
+        <w:t xml:space="preserve">D. j</w:t>
+      </w:r>
+    </w:p>
+    <w:p>
+      <w:pPr>
+        <w:spacing w:after="0" w:line="240" w:lineRule="auto"/>
+        <w:jc w:val="both"/>
+        <w:rPr>
+          <w:rFonts w:ascii="Times New Roman" w:hAnsi="Times New Roman" w:cs="Times New Roman"/>
+        </w:rPr>
+      </w:pPr>
+      <w:r>
+        <w:rPr>
+          <w:rFonts w:ascii="Times New Roman" w:hAnsi="Times New Roman" w:cs="Times New Roman"/>
+        </w:rPr>
+        <w:t xml:space="preserve"> </w:t>
+      </w:r>
+    </w:p>
+    <w:p>
+      <w:pPr>
+        <w:spacing w:after="0" w:line="240" w:lineRule="auto"/>
+        <w:jc w:val="both"/>
+        <w:rPr>
+          <w:rStyle w:val="markedcontent"/>
+          <w:rFonts w:ascii="Times New Roman" w:hAnsi="Times New Roman" w:cs="Times New Roman"/>
+        </w:rPr>
+      </w:pPr>
+      <w:r>
+        <w:rPr>
+          <w:rStyle w:val="markedcontent"/>
+          <w:rFonts w:ascii="Times New Roman" w:hAnsi="Times New Roman" w:cs="Times New Roman"/>
+          <w:b/>
+          <w:bCs/>
+        </w:rPr>
+        <w:t xml:space="preserve">4</w:t>
+      </w:r>
+      <w:r>
+        <w:rPr>
+          <w:rStyle w:val="markedcontent"/>
+          <w:rFonts w:ascii="Times New Roman" w:hAnsi="Times New Roman" w:cs="Times New Roman"/>
+          <w:b/>
+          <w:bCs/>
+        </w:rPr>
+        <w:t xml:space="preserve">.</w:t>
+      </w:r>
+      <w:r>
+        <w:rPr>
+          <w:rStyle w:val="markedcontent"/>
+          <w:rFonts w:ascii="Times New Roman" w:hAnsi="Times New Roman" w:cs="Times New Roman"/>
+        </w:rPr>
+        <w:t xml:space="preserve"> hastla</w:t>
+      </w:r>
+    </w:p>
+    <w:p>
+      <w:pPr>
+        <w:spacing w:after="0" w:line="240" w:lineRule="auto"/>
+        <w:jc w:val="both"/>
+        <w:rPr>
+          <w:rFonts w:ascii="Times New Roman" w:hAnsi="Times New Roman" w:cs="Times New Roman"/>
+        </w:rPr>
+      </w:pPr>
+      <w:r>
+        <w:rPr>
+          <w:rStyle w:val="markedcontent"/>
+          <w:rFonts w:ascii="Times New Roman" w:hAnsi="Times New Roman" w:cs="Times New Roman"/>
+        </w:rPr>
+      </w:r>
+      <w:proofErr w:type="gramStart"/>
+      <w:r>
+        <w:rPr>
+          <w:rStyle w:val="markedcontent"/>
+          <w:rFonts w:ascii="Times New Roman" w:hAnsi="Times New Roman" w:cs="Times New Roman"/>
+        </w:rPr>
+        <w:t/>
+      </w:r>
+      <w:r>
+        <w:rPr>
+          <w:rFonts w:ascii="Times New Roman" w:hAnsi="Times New Roman" w:cs="Times New Roman"/>
+        </w:rPr>
+        <w:t/>
+      </w:r>
+      <w:proofErr w:type="gramEnd"/>
+      <w:r>
+        <w:rPr>
+          <w:rStyle w:val="hljs-selector-id"/>
+          <w:rFonts w:ascii="Times New Roman" w:hAnsi="Times New Roman" w:cs="Times New Roman"/>
+        </w:rPr>
+        <w:t/>
+      </w:r>
+      <w:r>
+        <w:rPr>
+          <w:rFonts w:ascii="Times New Roman" w:hAnsi="Times New Roman" w:cs="Times New Roman"/>
+        </w:rPr>
+        <w:t/>
+      </w:r>
+    </w:p>
+    <w:p>
+      <w:pPr>
+        <w:spacing w:after="0" w:line="240" w:lineRule="auto"/>
+        <w:jc w:val="both"/>
+        <w:rPr>
+          <w:rFonts w:ascii="Times New Roman" w:hAnsi="Times New Roman" w:cs="Times New Roman"/>
+          <w:lang w:val="en-US"/>
+        </w:rPr>
+      </w:pPr>
+      <w:r>
+        <w:rPr>
+          <w:rFonts w:ascii="Times New Roman" w:hAnsi="Times New Roman" w:cs="Times New Roman"/>
+        </w:rPr>
+        <w:t xml:space="preserve">    </w:t>
+      </w:r>
+      <w:r>
+        <w:rPr>
+          <w:rFonts w:ascii="Times New Roman" w:hAnsi="Times New Roman" w:cs="Times New Roman"/>
+        </w:rPr>
+        <w:t xml:space="preserve">A. h</w:t>
+      </w:r>
+      <w:proofErr w:type="gramEnd"/>
+      <w:r>
+        <w:rPr>
+          <w:rStyle w:val="hljs-selector-id"/>
+          <w:rFonts w:ascii="Times New Roman" w:hAnsi="Times New Roman" w:cs="Times New Roman"/>
+        </w:rPr>
+        <w:t/>
+      </w:r>
+      <w:r>
+        <w:rPr>
+          <w:rFonts w:ascii="Times New Roman" w:hAnsi="Times New Roman" w:cs="Times New Roman"/>
+        </w:rPr>
+        <w:t/>
+      </w:r>
+    </w:p>
+    <w:p>
+      <w:pPr>
+        <w:spacing w:after="0" w:line="240" w:lineRule="auto"/>
+        <w:jc w:val="both"/>
+        <w:rPr>
+          <w:rFonts w:ascii="Times New Roman" w:hAnsi="Times New Roman" w:cs="Times New Roman"/>
+          <w:lang w:val="en-US"/>
+        </w:rPr>
+      </w:pPr>
+      <w:r>
+        <w:rPr>
+          <w:rFonts w:ascii="Times New Roman" w:hAnsi="Times New Roman" w:cs="Times New Roman"/>
+        </w:rPr>
+        <w:t xml:space="preserve">    </w:t>
+      </w:r>
+      <w:r>
+        <w:rPr>
+          <w:rFonts w:ascii="Times New Roman" w:hAnsi="Times New Roman" w:cs="Times New Roman"/>
+        </w:rPr>
+        <w:t xml:space="preserve">B. j</w:t>
+      </w:r>
+      <w:proofErr w:type="gramEnd"/>
+      <w:r>
+        <w:rPr>
+          <w:rStyle w:val="hljs-selector-id"/>
+          <w:rFonts w:ascii="Times New Roman" w:hAnsi="Times New Roman" w:cs="Times New Roman"/>
+        </w:rPr>
+        <w:t/>
+      </w:r>
+      <w:r>
+        <w:rPr>
+          <w:rFonts w:ascii="Times New Roman" w:hAnsi="Times New Roman" w:cs="Times New Roman"/>
+        </w:rPr>
+        <w:t/>
+      </w:r>
+    </w:p>
+    <w:p>
+      <w:pPr>
+        <w:spacing w:after="0" w:line="240" w:lineRule="auto"/>
+        <w:jc w:val="both"/>
+        <w:rPr>
+          <w:rFonts w:ascii="Times New Roman" w:hAnsi="Times New Roman" w:cs="Times New Roman"/>
+          <w:lang w:val="en-US"/>
+        </w:rPr>
+      </w:pPr>
+      <w:r>
+        <w:rPr>
+          <w:rFonts w:ascii="Times New Roman" w:hAnsi="Times New Roman" w:cs="Times New Roman"/>
+        </w:rPr>
+        <w:t xml:space="preserve">    </w:t>
+      </w:r>
+      <w:r>
+        <w:rPr>
+          <w:rFonts w:ascii="Times New Roman" w:hAnsi="Times New Roman" w:cs="Times New Roman"/>
+        </w:rPr>
+        <w:t xml:space="preserve">C. j</w:t>
+      </w:r>
+      <w:proofErr w:type="gramEnd"/>
+      <w:r>
+        <w:rPr>
+          <w:rStyle w:val="hljs-selector-id"/>
+          <w:rFonts w:ascii="Times New Roman" w:hAnsi="Times New Roman" w:cs="Times New Roman"/>
+        </w:rPr>
+        <w:t/>
+      </w:r>
+      <w:r>
+        <w:rPr>
+          <w:rFonts w:ascii="Times New Roman" w:hAnsi="Times New Roman" w:cs="Times New Roman"/>
+        </w:rPr>
+        <w:t/>
+      </w:r>
+    </w:p>
+    <w:p>
+      <w:pPr>
+        <w:spacing w:after="0" w:line="240" w:lineRule="auto"/>
+        <w:jc w:val="both"/>
+        <w:rPr>
+          <w:rFonts w:ascii="Times New Roman" w:hAnsi="Times New Roman" w:cs="Times New Roman"/>
+          <w:lang w:val="en-US"/>
+        </w:rPr>
+      </w:pPr>
+      <w:r>
+        <w:rPr>
+          <w:rFonts w:ascii="Times New Roman" w:hAnsi="Times New Roman" w:cs="Times New Roman"/>
+        </w:rPr>
+        <w:t xml:space="preserve">    </w:t>
+      </w:r>
+      <w:r>
+        <w:rPr>
+          <w:rFonts w:ascii="Times New Roman" w:hAnsi="Times New Roman" w:cs="Times New Roman"/>
+        </w:rPr>
+        <w:t xml:space="preserve">D. j</w:t>
       </w:r>
     </w:p>
     <w:p>

--- a/backend/controllers/output_3.docx
+++ b/backend/controllers/output_3.docx
@@ -59,7 +59,7 @@
           <w:bCs/>
           <w:lang w:val="en-US"/>
         </w:rPr>
-        <w:t xml:space="preserve">CSE372</w:t>
+        <w:t xml:space="preserve">CSE493</w:t>
       </w:r>
       <w:proofErr w:type="spellStart"/>
       <w:r>
@@ -97,7 +97,7 @@
           <w:bCs/>
           <w:lang w:val="en-US"/>
         </w:rPr>
-        <w:t xml:space="preserve">UI UX Design</w:t>
+        <w:t xml:space="preserve">OS Lab</w:t>
       </w:r>
       <w:proofErr w:type="spellStart"/>
       <w:r>
@@ -1192,7 +1192,7 @@
           <w:rStyle w:val="markedcontent"/>
           <w:rFonts w:ascii="Times New Roman" w:hAnsi="Times New Roman" w:cs="Times New Roman"/>
         </w:rPr>
-        <w:t xml:space="preserve"> What am I doing at this point?</w:t>
+        <w:t xml:space="preserve"> What is OS?</w:t>
       </w:r>
     </w:p>
     <w:p>
@@ -1208,6 +1208,54 @@
           <w:rStyle w:val="markedcontent"/>
           <w:rFonts w:ascii="Times New Roman" w:hAnsi="Times New Roman" w:cs="Times New Roman"/>
         </w:rPr>
+        <w:drawing>
+          <wp:inline distT="0" distB="0" distL="0" distR="0">
+            <wp:extent cx="1428750" cy="1428750"/>
+            <wp:effectExtent l="0" t="0" r="0" b="0"/>
+            <wp:docPr id="2" name="Image 2" descr="image"/>
+            <wp:cNvGraphicFramePr>
+              <a:graphicFrameLocks xmlns:a="http://schemas.openxmlformats.org/drawingml/2006/main" noChangeAspect="1"/>
+            </wp:cNvGraphicFramePr>
+            <a:graphic xmlns:a="http://schemas.openxmlformats.org/drawingml/2006/main">
+              <a:graphicData uri="http://schemas.openxmlformats.org/drawingml/2006/picture">
+                <pic:pic xmlns:pic="http://schemas.openxmlformats.org/drawingml/2006/picture">
+                  <pic:nvPicPr>
+                    <pic:cNvPr id="0" name="Picture 1" descr="image"/>
+                    <pic:cNvPicPr>
+                      <a:picLocks noChangeAspect="1" noChangeArrowheads="1"/>
+                    </pic:cNvPicPr>
+                  </pic:nvPicPr>
+                  <pic:blipFill>
+                    <a:blip r:embed="rId7">
+                      <a:extLst>
+                        <a:ext uri="{28A0092B-C50C-407E-A947-70E740481C1C}">
+                          <a14:useLocalDpi xmlns:a14="http://schemas.microsoft.com/office/drawing/2010/main" val="0"/>
+                        </a:ext>
+                      </a:extLst>
+                    </a:blip>
+                    <a:srcRect/>
+                    <a:stretch>
+                      <a:fillRect/>
+                    </a:stretch>
+                  </pic:blipFill>
+                  <pic:spPr bwMode="auto">
+                    <a:xfrm>
+                      <a:off x="0" y="0"/>
+                      <a:ext cx="1428750" cy="1428750"/>
+                    </a:xfrm>
+                    <a:prstGeom prst="rect">
+                      <a:avLst/>
+                    </a:prstGeom>
+                    <a:noFill/>
+                    <a:ln>
+                      <a:noFill/>
+                    </a:ln>
+                  </pic:spPr>
+                </pic:pic>
+              </a:graphicData>
+            </a:graphic>
+          </wp:inline>
+        </w:drawing>
       </w:r>
       <w:proofErr w:type="gramStart"/>
       <w:r>
@@ -1257,7 +1305,7 @@
         <w:rPr>
           <w:rFonts w:ascii="Times New Roman" w:hAnsi="Times New Roman" w:cs="Times New Roman"/>
         </w:rPr>
-        <w:t xml:space="preserve">A. You are stupid</w:t>
+        <w:t xml:space="preserve">A. JJ</w:t>
       </w:r>
       <w:proofErr w:type="gramEnd"/>
       <w:r>
@@ -1293,7 +1341,7 @@
         <w:rPr>
           <w:rFonts w:ascii="Times New Roman" w:hAnsi="Times New Roman" w:cs="Times New Roman"/>
         </w:rPr>
-        <w:t xml:space="preserve">B. yes you are</w:t>
+        <w:t xml:space="preserve">B. JJJJJJ</w:t>
       </w:r>
       <w:proofErr w:type="gramEnd"/>
       <w:r>
@@ -1329,7 +1377,7 @@
         <w:rPr>
           <w:rFonts w:ascii="Times New Roman" w:hAnsi="Times New Roman" w:cs="Times New Roman"/>
         </w:rPr>
-        <w:t xml:space="preserve">C. Maybe you are genius</w:t>
+        <w:t xml:space="preserve">C. JJJJ</w:t>
       </w:r>
       <w:proofErr w:type="gramEnd"/>
       <w:r>
@@ -1365,676 +1413,7 @@
         <w:rPr>
           <w:rFonts w:ascii="Times New Roman" w:hAnsi="Times New Roman" w:cs="Times New Roman"/>
         </w:rPr>
-        <w:t xml:space="preserve">D. No you are not</w:t>
-      </w:r>
-    </w:p>
-    <w:p>
-      <w:pPr>
-        <w:spacing w:after="0" w:line="240" w:lineRule="auto"/>
-        <w:jc w:val="both"/>
-        <w:rPr>
-          <w:rFonts w:ascii="Times New Roman" w:hAnsi="Times New Roman" w:cs="Times New Roman"/>
-        </w:rPr>
-      </w:pPr>
-      <w:r>
-        <w:rPr>
-          <w:rFonts w:ascii="Times New Roman" w:hAnsi="Times New Roman" w:cs="Times New Roman"/>
-        </w:rPr>
-        <w:t xml:space="preserve"> </w:t>
-      </w:r>
-    </w:p>
-    <w:p>
-      <w:pPr>
-        <w:spacing w:after="0" w:line="240" w:lineRule="auto"/>
-        <w:jc w:val="both"/>
-        <w:rPr>
-          <w:rStyle w:val="markedcontent"/>
-          <w:rFonts w:ascii="Times New Roman" w:hAnsi="Times New Roman" w:cs="Times New Roman"/>
-        </w:rPr>
-      </w:pPr>
-      <w:r>
-        <w:rPr>
-          <w:rStyle w:val="markedcontent"/>
-          <w:rFonts w:ascii="Times New Roman" w:hAnsi="Times New Roman" w:cs="Times New Roman"/>
-          <w:b/>
-          <w:bCs/>
-        </w:rPr>
-        <w:t xml:space="preserve">2</w:t>
-      </w:r>
-      <w:r>
-        <w:rPr>
-          <w:rStyle w:val="markedcontent"/>
-          <w:rFonts w:ascii="Times New Roman" w:hAnsi="Times New Roman" w:cs="Times New Roman"/>
-          <w:b/>
-          <w:bCs/>
-        </w:rPr>
-        <w:t xml:space="preserve">.</w:t>
-      </w:r>
-      <w:r>
-        <w:rPr>
-          <w:rStyle w:val="markedcontent"/>
-          <w:rFonts w:ascii="Times New Roman" w:hAnsi="Times New Roman" w:cs="Times New Roman"/>
-        </w:rPr>
-        <w:t xml:space="preserve"> Test question</w:t>
-      </w:r>
-    </w:p>
-    <w:p>
-      <w:pPr>
-        <w:spacing w:after="0" w:line="240" w:lineRule="auto"/>
-        <w:jc w:val="both"/>
-        <w:rPr>
-          <w:rFonts w:ascii="Times New Roman" w:hAnsi="Times New Roman" w:cs="Times New Roman"/>
-        </w:rPr>
-      </w:pPr>
-      <w:r>
-        <w:rPr>
-          <w:rStyle w:val="markedcontent"/>
-          <w:rFonts w:ascii="Times New Roman" w:hAnsi="Times New Roman" w:cs="Times New Roman"/>
-        </w:rPr>
-      </w:r>
-      <w:proofErr w:type="gramStart"/>
-      <w:r>
-        <w:rPr>
-          <w:rStyle w:val="markedcontent"/>
-          <w:rFonts w:ascii="Times New Roman" w:hAnsi="Times New Roman" w:cs="Times New Roman"/>
-        </w:rPr>
-        <w:t/>
-      </w:r>
-      <w:r>
-        <w:rPr>
-          <w:rFonts w:ascii="Times New Roman" w:hAnsi="Times New Roman" w:cs="Times New Roman"/>
-        </w:rPr>
-        <w:t/>
-      </w:r>
-      <w:proofErr w:type="gramEnd"/>
-      <w:r>
-        <w:rPr>
-          <w:rStyle w:val="hljs-selector-id"/>
-          <w:rFonts w:ascii="Times New Roman" w:hAnsi="Times New Roman" w:cs="Times New Roman"/>
-        </w:rPr>
-        <w:t/>
-      </w:r>
-      <w:r>
-        <w:rPr>
-          <w:rFonts w:ascii="Times New Roman" w:hAnsi="Times New Roman" w:cs="Times New Roman"/>
-        </w:rPr>
-        <w:t/>
-      </w:r>
-    </w:p>
-    <w:p>
-      <w:pPr>
-        <w:spacing w:after="0" w:line="240" w:lineRule="auto"/>
-        <w:jc w:val="both"/>
-        <w:rPr>
-          <w:rFonts w:ascii="Times New Roman" w:hAnsi="Times New Roman" w:cs="Times New Roman"/>
-          <w:lang w:val="en-US"/>
-        </w:rPr>
-      </w:pPr>
-      <w:r>
-        <w:rPr>
-          <w:rFonts w:ascii="Times New Roman" w:hAnsi="Times New Roman" w:cs="Times New Roman"/>
-        </w:rPr>
-        <w:t xml:space="preserve">    </w:t>
-      </w:r>
-      <w:r>
-        <w:rPr>
-          <w:rFonts w:ascii="Times New Roman" w:hAnsi="Times New Roman" w:cs="Times New Roman"/>
-        </w:rPr>
-        <w:t xml:space="preserve">A. a</w:t>
-      </w:r>
-      <w:proofErr w:type="gramEnd"/>
-      <w:r>
-        <w:rPr>
-          <w:rStyle w:val="hljs-selector-id"/>
-          <w:rFonts w:ascii="Times New Roman" w:hAnsi="Times New Roman" w:cs="Times New Roman"/>
-        </w:rPr>
-        <w:t/>
-      </w:r>
-      <w:r>
-        <w:rPr>
-          <w:rFonts w:ascii="Times New Roman" w:hAnsi="Times New Roman" w:cs="Times New Roman"/>
-        </w:rPr>
-        <w:t/>
-      </w:r>
-    </w:p>
-    <w:p>
-      <w:pPr>
-        <w:spacing w:after="0" w:line="240" w:lineRule="auto"/>
-        <w:jc w:val="both"/>
-        <w:rPr>
-          <w:rFonts w:ascii="Times New Roman" w:hAnsi="Times New Roman" w:cs="Times New Roman"/>
-          <w:lang w:val="en-US"/>
-        </w:rPr>
-      </w:pPr>
-      <w:r>
-        <w:rPr>
-          <w:rFonts w:ascii="Times New Roman" w:hAnsi="Times New Roman" w:cs="Times New Roman"/>
-        </w:rPr>
-        <w:t xml:space="preserve">    </w:t>
-      </w:r>
-      <w:r>
-        <w:rPr>
-          <w:rFonts w:ascii="Times New Roman" w:hAnsi="Times New Roman" w:cs="Times New Roman"/>
-        </w:rPr>
-        <w:t xml:space="preserve">B. b</w:t>
-      </w:r>
-      <w:proofErr w:type="gramEnd"/>
-      <w:r>
-        <w:rPr>
-          <w:rStyle w:val="hljs-selector-id"/>
-          <w:rFonts w:ascii="Times New Roman" w:hAnsi="Times New Roman" w:cs="Times New Roman"/>
-        </w:rPr>
-        <w:t/>
-      </w:r>
-      <w:r>
-        <w:rPr>
-          <w:rFonts w:ascii="Times New Roman" w:hAnsi="Times New Roman" w:cs="Times New Roman"/>
-        </w:rPr>
-        <w:t/>
-      </w:r>
-    </w:p>
-    <w:p>
-      <w:pPr>
-        <w:spacing w:after="0" w:line="240" w:lineRule="auto"/>
-        <w:jc w:val="both"/>
-        <w:rPr>
-          <w:rFonts w:ascii="Times New Roman" w:hAnsi="Times New Roman" w:cs="Times New Roman"/>
-          <w:lang w:val="en-US"/>
-        </w:rPr>
-      </w:pPr>
-      <w:r>
-        <w:rPr>
-          <w:rFonts w:ascii="Times New Roman" w:hAnsi="Times New Roman" w:cs="Times New Roman"/>
-        </w:rPr>
-        <w:t xml:space="preserve">    </w:t>
-      </w:r>
-      <w:r>
-        <w:rPr>
-          <w:rFonts w:ascii="Times New Roman" w:hAnsi="Times New Roman" w:cs="Times New Roman"/>
-        </w:rPr>
-        <w:t xml:space="preserve">C. n</w:t>
-      </w:r>
-      <w:proofErr w:type="gramEnd"/>
-      <w:r>
-        <w:rPr>
-          <w:rStyle w:val="hljs-selector-id"/>
-          <w:rFonts w:ascii="Times New Roman" w:hAnsi="Times New Roman" w:cs="Times New Roman"/>
-        </w:rPr>
-        <w:t/>
-      </w:r>
-      <w:r>
-        <w:rPr>
-          <w:rFonts w:ascii="Times New Roman" w:hAnsi="Times New Roman" w:cs="Times New Roman"/>
-        </w:rPr>
-        <w:t/>
-      </w:r>
-    </w:p>
-    <w:p>
-      <w:pPr>
-        <w:spacing w:after="0" w:line="240" w:lineRule="auto"/>
-        <w:jc w:val="both"/>
-        <w:rPr>
-          <w:rFonts w:ascii="Times New Roman" w:hAnsi="Times New Roman" w:cs="Times New Roman"/>
-          <w:lang w:val="en-US"/>
-        </w:rPr>
-      </w:pPr>
-      <w:r>
-        <w:rPr>
-          <w:rFonts w:ascii="Times New Roman" w:hAnsi="Times New Roman" w:cs="Times New Roman"/>
-        </w:rPr>
-        <w:t xml:space="preserve">    </w:t>
-      </w:r>
-      <w:r>
-        <w:rPr>
-          <w:rFonts w:ascii="Times New Roman" w:hAnsi="Times New Roman" w:cs="Times New Roman"/>
-        </w:rPr>
-        <w:t xml:space="preserve">D. j</w:t>
-      </w:r>
-    </w:p>
-    <w:p>
-      <w:pPr>
-        <w:spacing w:after="0" w:line="240" w:lineRule="auto"/>
-        <w:jc w:val="both"/>
-        <w:rPr>
-          <w:rFonts w:ascii="Times New Roman" w:hAnsi="Times New Roman" w:cs="Times New Roman"/>
-        </w:rPr>
-      </w:pPr>
-      <w:r>
-        <w:rPr>
-          <w:rFonts w:ascii="Times New Roman" w:hAnsi="Times New Roman" w:cs="Times New Roman"/>
-        </w:rPr>
-        <w:t xml:space="preserve"> </w:t>
-      </w:r>
-    </w:p>
-    <w:p>
-      <w:pPr>
-        <w:spacing w:after="0" w:line="240" w:lineRule="auto"/>
-        <w:jc w:val="both"/>
-        <w:rPr>
-          <w:rStyle w:val="markedcontent"/>
-          <w:rFonts w:ascii="Times New Roman" w:hAnsi="Times New Roman" w:cs="Times New Roman"/>
-        </w:rPr>
-      </w:pPr>
-      <w:r>
-        <w:rPr>
-          <w:rStyle w:val="markedcontent"/>
-          <w:rFonts w:ascii="Times New Roman" w:hAnsi="Times New Roman" w:cs="Times New Roman"/>
-          <w:b/>
-          <w:bCs/>
-        </w:rPr>
-        <w:t xml:space="preserve">3</w:t>
-      </w:r>
-      <w:r>
-        <w:rPr>
-          <w:rStyle w:val="markedcontent"/>
-          <w:rFonts w:ascii="Times New Roman" w:hAnsi="Times New Roman" w:cs="Times New Roman"/>
-          <w:b/>
-          <w:bCs/>
-        </w:rPr>
-        <w:t xml:space="preserve">.</w:t>
-      </w:r>
-      <w:r>
-        <w:rPr>
-          <w:rStyle w:val="markedcontent"/>
-          <w:rFonts w:ascii="Times New Roman" w:hAnsi="Times New Roman" w:cs="Times New Roman"/>
-        </w:rPr>
-        <w:t xml:space="preserve"> cccjjk</w:t>
-      </w:r>
-    </w:p>
-    <w:p>
-      <w:pPr>
-        <w:spacing w:after="0" w:line="240" w:lineRule="auto"/>
-        <w:jc w:val="both"/>
-        <w:rPr>
-          <w:rFonts w:ascii="Times New Roman" w:hAnsi="Times New Roman" w:cs="Times New Roman"/>
-        </w:rPr>
-      </w:pPr>
-      <w:r>
-        <w:rPr>
-          <w:rStyle w:val="markedcontent"/>
-          <w:rFonts w:ascii="Times New Roman" w:hAnsi="Times New Roman" w:cs="Times New Roman"/>
-        </w:rPr>
-      </w:r>
-      <w:proofErr w:type="gramStart"/>
-      <w:r>
-        <w:rPr>
-          <w:rStyle w:val="markedcontent"/>
-          <w:rFonts w:ascii="Times New Roman" w:hAnsi="Times New Roman" w:cs="Times New Roman"/>
-        </w:rPr>
-        <w:t/>
-      </w:r>
-      <w:r>
-        <w:rPr>
-          <w:rFonts w:ascii="Times New Roman" w:hAnsi="Times New Roman" w:cs="Times New Roman"/>
-        </w:rPr>
-        <w:t/>
-      </w:r>
-      <w:proofErr w:type="gramEnd"/>
-      <w:r>
-        <w:rPr>
-          <w:rStyle w:val="hljs-selector-id"/>
-          <w:rFonts w:ascii="Times New Roman" w:hAnsi="Times New Roman" w:cs="Times New Roman"/>
-        </w:rPr>
-        <w:t/>
-      </w:r>
-      <w:r>
-        <w:rPr>
-          <w:rFonts w:ascii="Times New Roman" w:hAnsi="Times New Roman" w:cs="Times New Roman"/>
-        </w:rPr>
-        <w:t/>
-      </w:r>
-    </w:p>
-    <w:p>
-      <w:pPr>
-        <w:spacing w:after="0" w:line="240" w:lineRule="auto"/>
-        <w:jc w:val="both"/>
-        <w:rPr>
-          <w:rFonts w:ascii="Times New Roman" w:hAnsi="Times New Roman" w:cs="Times New Roman"/>
-          <w:lang w:val="en-US"/>
-        </w:rPr>
-      </w:pPr>
-      <w:r>
-        <w:rPr>
-          <w:rFonts w:ascii="Times New Roman" w:hAnsi="Times New Roman" w:cs="Times New Roman"/>
-        </w:rPr>
-        <w:t xml:space="preserve">    </w:t>
-      </w:r>
-      <w:r>
-        <w:rPr>
-          <w:rFonts w:ascii="Times New Roman" w:hAnsi="Times New Roman" w:cs="Times New Roman"/>
-        </w:rPr>
-        <w:t xml:space="preserve">A. j</w:t>
-      </w:r>
-      <w:proofErr w:type="gramEnd"/>
-      <w:r>
-        <w:rPr>
-          <w:rStyle w:val="hljs-selector-id"/>
-          <w:rFonts w:ascii="Times New Roman" w:hAnsi="Times New Roman" w:cs="Times New Roman"/>
-        </w:rPr>
-        <w:t/>
-      </w:r>
-      <w:r>
-        <w:rPr>
-          <w:rFonts w:ascii="Times New Roman" w:hAnsi="Times New Roman" w:cs="Times New Roman"/>
-        </w:rPr>
-        <w:t/>
-      </w:r>
-    </w:p>
-    <w:p>
-      <w:pPr>
-        <w:spacing w:after="0" w:line="240" w:lineRule="auto"/>
-        <w:jc w:val="both"/>
-        <w:rPr>
-          <w:rFonts w:ascii="Times New Roman" w:hAnsi="Times New Roman" w:cs="Times New Roman"/>
-          <w:lang w:val="en-US"/>
-        </w:rPr>
-      </w:pPr>
-      <w:r>
-        <w:rPr>
-          <w:rFonts w:ascii="Times New Roman" w:hAnsi="Times New Roman" w:cs="Times New Roman"/>
-        </w:rPr>
-        <w:t xml:space="preserve">    </w:t>
-      </w:r>
-      <w:r>
-        <w:rPr>
-          <w:rFonts w:ascii="Times New Roman" w:hAnsi="Times New Roman" w:cs="Times New Roman"/>
-        </w:rPr>
-        <w:t xml:space="preserve">B. j</w:t>
-      </w:r>
-      <w:proofErr w:type="gramEnd"/>
-      <w:r>
-        <w:rPr>
-          <w:rStyle w:val="hljs-selector-id"/>
-          <w:rFonts w:ascii="Times New Roman" w:hAnsi="Times New Roman" w:cs="Times New Roman"/>
-        </w:rPr>
-        <w:t/>
-      </w:r>
-      <w:r>
-        <w:rPr>
-          <w:rFonts w:ascii="Times New Roman" w:hAnsi="Times New Roman" w:cs="Times New Roman"/>
-        </w:rPr>
-        <w:t/>
-      </w:r>
-    </w:p>
-    <w:p>
-      <w:pPr>
-        <w:spacing w:after="0" w:line="240" w:lineRule="auto"/>
-        <w:jc w:val="both"/>
-        <w:rPr>
-          <w:rFonts w:ascii="Times New Roman" w:hAnsi="Times New Roman" w:cs="Times New Roman"/>
-          <w:lang w:val="en-US"/>
-        </w:rPr>
-      </w:pPr>
-      <w:r>
-        <w:rPr>
-          <w:rFonts w:ascii="Times New Roman" w:hAnsi="Times New Roman" w:cs="Times New Roman"/>
-        </w:rPr>
-        <w:t xml:space="preserve">    </w:t>
-      </w:r>
-      <w:r>
-        <w:rPr>
-          <w:rFonts w:ascii="Times New Roman" w:hAnsi="Times New Roman" w:cs="Times New Roman"/>
-        </w:rPr>
-        <w:t xml:space="preserve">C. j</w:t>
-      </w:r>
-      <w:proofErr w:type="gramEnd"/>
-      <w:r>
-        <w:rPr>
-          <w:rStyle w:val="hljs-selector-id"/>
-          <w:rFonts w:ascii="Times New Roman" w:hAnsi="Times New Roman" w:cs="Times New Roman"/>
-        </w:rPr>
-        <w:t/>
-      </w:r>
-      <w:r>
-        <w:rPr>
-          <w:rFonts w:ascii="Times New Roman" w:hAnsi="Times New Roman" w:cs="Times New Roman"/>
-        </w:rPr>
-        <w:t/>
-      </w:r>
-    </w:p>
-    <w:p>
-      <w:pPr>
-        <w:spacing w:after="0" w:line="240" w:lineRule="auto"/>
-        <w:jc w:val="both"/>
-        <w:rPr>
-          <w:rFonts w:ascii="Times New Roman" w:hAnsi="Times New Roman" w:cs="Times New Roman"/>
-          <w:lang w:val="en-US"/>
-        </w:rPr>
-      </w:pPr>
-      <w:r>
-        <w:rPr>
-          <w:rFonts w:ascii="Times New Roman" w:hAnsi="Times New Roman" w:cs="Times New Roman"/>
-        </w:rPr>
-        <w:t xml:space="preserve">    </w:t>
-      </w:r>
-      <w:r>
-        <w:rPr>
-          <w:rFonts w:ascii="Times New Roman" w:hAnsi="Times New Roman" w:cs="Times New Roman"/>
-        </w:rPr>
-        <w:t xml:space="preserve">D. j</w:t>
-      </w:r>
-    </w:p>
-    <w:p>
-      <w:pPr>
-        <w:spacing w:after="0" w:line="240" w:lineRule="auto"/>
-        <w:jc w:val="both"/>
-        <w:rPr>
-          <w:rFonts w:ascii="Times New Roman" w:hAnsi="Times New Roman" w:cs="Times New Roman"/>
-        </w:rPr>
-      </w:pPr>
-      <w:r>
-        <w:rPr>
-          <w:rFonts w:ascii="Times New Roman" w:hAnsi="Times New Roman" w:cs="Times New Roman"/>
-        </w:rPr>
-        <w:t xml:space="preserve"> </w:t>
-      </w:r>
-    </w:p>
-    <w:p>
-      <w:pPr>
-        <w:spacing w:after="0" w:line="240" w:lineRule="auto"/>
-        <w:jc w:val="both"/>
-        <w:rPr>
-          <w:rStyle w:val="markedcontent"/>
-          <w:rFonts w:ascii="Times New Roman" w:hAnsi="Times New Roman" w:cs="Times New Roman"/>
-        </w:rPr>
-      </w:pPr>
-      <w:r>
-        <w:rPr>
-          <w:rStyle w:val="markedcontent"/>
-          <w:rFonts w:ascii="Times New Roman" w:hAnsi="Times New Roman" w:cs="Times New Roman"/>
-          <w:b/>
-          <w:bCs/>
-        </w:rPr>
-        <w:t xml:space="preserve">4</w:t>
-      </w:r>
-      <w:r>
-        <w:rPr>
-          <w:rStyle w:val="markedcontent"/>
-          <w:rFonts w:ascii="Times New Roman" w:hAnsi="Times New Roman" w:cs="Times New Roman"/>
-          <w:b/>
-          <w:bCs/>
-        </w:rPr>
-        <w:t xml:space="preserve">.</w:t>
-      </w:r>
-      <w:r>
-        <w:rPr>
-          <w:rStyle w:val="markedcontent"/>
-          <w:rFonts w:ascii="Times New Roman" w:hAnsi="Times New Roman" w:cs="Times New Roman"/>
-        </w:rPr>
-        <w:t xml:space="preserve"> hastla</w:t>
-      </w:r>
-    </w:p>
-    <w:p>
-      <w:pPr>
-        <w:spacing w:after="0" w:line="240" w:lineRule="auto"/>
-        <w:jc w:val="both"/>
-        <w:rPr>
-          <w:rFonts w:ascii="Times New Roman" w:hAnsi="Times New Roman" w:cs="Times New Roman"/>
-        </w:rPr>
-      </w:pPr>
-      <w:r>
-        <w:rPr>
-          <w:rStyle w:val="markedcontent"/>
-          <w:rFonts w:ascii="Times New Roman" w:hAnsi="Times New Roman" w:cs="Times New Roman"/>
-        </w:rPr>
-      </w:r>
-      <w:proofErr w:type="gramStart"/>
-      <w:r>
-        <w:rPr>
-          <w:rStyle w:val="markedcontent"/>
-          <w:rFonts w:ascii="Times New Roman" w:hAnsi="Times New Roman" w:cs="Times New Roman"/>
-        </w:rPr>
-        <w:t/>
-      </w:r>
-      <w:r>
-        <w:rPr>
-          <w:rFonts w:ascii="Times New Roman" w:hAnsi="Times New Roman" w:cs="Times New Roman"/>
-        </w:rPr>
-        <w:t/>
-      </w:r>
-      <w:proofErr w:type="gramEnd"/>
-      <w:r>
-        <w:rPr>
-          <w:rStyle w:val="hljs-selector-id"/>
-          <w:rFonts w:ascii="Times New Roman" w:hAnsi="Times New Roman" w:cs="Times New Roman"/>
-        </w:rPr>
-        <w:t/>
-      </w:r>
-      <w:r>
-        <w:rPr>
-          <w:rFonts w:ascii="Times New Roman" w:hAnsi="Times New Roman" w:cs="Times New Roman"/>
-        </w:rPr>
-        <w:t/>
-      </w:r>
-    </w:p>
-    <w:p>
-      <w:pPr>
-        <w:spacing w:after="0" w:line="240" w:lineRule="auto"/>
-        <w:jc w:val="both"/>
-        <w:rPr>
-          <w:rFonts w:ascii="Times New Roman" w:hAnsi="Times New Roman" w:cs="Times New Roman"/>
-          <w:lang w:val="en-US"/>
-        </w:rPr>
-      </w:pPr>
-      <w:r>
-        <w:rPr>
-          <w:rFonts w:ascii="Times New Roman" w:hAnsi="Times New Roman" w:cs="Times New Roman"/>
-        </w:rPr>
-        <w:t xml:space="preserve">    </w:t>
-      </w:r>
-      <w:r>
-        <w:rPr>
-          <w:rFonts w:ascii="Times New Roman" w:hAnsi="Times New Roman" w:cs="Times New Roman"/>
-        </w:rPr>
-        <w:t xml:space="preserve">A. h</w:t>
-      </w:r>
-      <w:proofErr w:type="gramEnd"/>
-      <w:r>
-        <w:rPr>
-          <w:rStyle w:val="hljs-selector-id"/>
-          <w:rFonts w:ascii="Times New Roman" w:hAnsi="Times New Roman" w:cs="Times New Roman"/>
-        </w:rPr>
-        <w:t/>
-      </w:r>
-      <w:r>
-        <w:rPr>
-          <w:rFonts w:ascii="Times New Roman" w:hAnsi="Times New Roman" w:cs="Times New Roman"/>
-        </w:rPr>
-        <w:t/>
-      </w:r>
-    </w:p>
-    <w:p>
-      <w:pPr>
-        <w:spacing w:after="0" w:line="240" w:lineRule="auto"/>
-        <w:jc w:val="both"/>
-        <w:rPr>
-          <w:rFonts w:ascii="Times New Roman" w:hAnsi="Times New Roman" w:cs="Times New Roman"/>
-          <w:lang w:val="en-US"/>
-        </w:rPr>
-      </w:pPr>
-      <w:r>
-        <w:rPr>
-          <w:rFonts w:ascii="Times New Roman" w:hAnsi="Times New Roman" w:cs="Times New Roman"/>
-        </w:rPr>
-        <w:t xml:space="preserve">    </w:t>
-      </w:r>
-      <w:r>
-        <w:rPr>
-          <w:rFonts w:ascii="Times New Roman" w:hAnsi="Times New Roman" w:cs="Times New Roman"/>
-        </w:rPr>
-        <w:t xml:space="preserve">B. j</w:t>
-      </w:r>
-      <w:proofErr w:type="gramEnd"/>
-      <w:r>
-        <w:rPr>
-          <w:rStyle w:val="hljs-selector-id"/>
-          <w:rFonts w:ascii="Times New Roman" w:hAnsi="Times New Roman" w:cs="Times New Roman"/>
-        </w:rPr>
-        <w:t/>
-      </w:r>
-      <w:r>
-        <w:rPr>
-          <w:rFonts w:ascii="Times New Roman" w:hAnsi="Times New Roman" w:cs="Times New Roman"/>
-        </w:rPr>
-        <w:t/>
-      </w:r>
-    </w:p>
-    <w:p>
-      <w:pPr>
-        <w:spacing w:after="0" w:line="240" w:lineRule="auto"/>
-        <w:jc w:val="both"/>
-        <w:rPr>
-          <w:rFonts w:ascii="Times New Roman" w:hAnsi="Times New Roman" w:cs="Times New Roman"/>
-          <w:lang w:val="en-US"/>
-        </w:rPr>
-      </w:pPr>
-      <w:r>
-        <w:rPr>
-          <w:rFonts w:ascii="Times New Roman" w:hAnsi="Times New Roman" w:cs="Times New Roman"/>
-        </w:rPr>
-        <w:t xml:space="preserve">    </w:t>
-      </w:r>
-      <w:r>
-        <w:rPr>
-          <w:rFonts w:ascii="Times New Roman" w:hAnsi="Times New Roman" w:cs="Times New Roman"/>
-        </w:rPr>
-        <w:t xml:space="preserve">C. j</w:t>
-      </w:r>
-      <w:proofErr w:type="gramEnd"/>
-      <w:r>
-        <w:rPr>
-          <w:rStyle w:val="hljs-selector-id"/>
-          <w:rFonts w:ascii="Times New Roman" w:hAnsi="Times New Roman" w:cs="Times New Roman"/>
-        </w:rPr>
-        <w:t/>
-      </w:r>
-      <w:r>
-        <w:rPr>
-          <w:rFonts w:ascii="Times New Roman" w:hAnsi="Times New Roman" w:cs="Times New Roman"/>
-        </w:rPr>
-        <w:t/>
-      </w:r>
-    </w:p>
-    <w:p>
-      <w:pPr>
-        <w:spacing w:after="0" w:line="240" w:lineRule="auto"/>
-        <w:jc w:val="both"/>
-        <w:rPr>
-          <w:rFonts w:ascii="Times New Roman" w:hAnsi="Times New Roman" w:cs="Times New Roman"/>
-          <w:lang w:val="en-US"/>
-        </w:rPr>
-      </w:pPr>
-      <w:r>
-        <w:rPr>
-          <w:rFonts w:ascii="Times New Roman" w:hAnsi="Times New Roman" w:cs="Times New Roman"/>
-        </w:rPr>
-        <w:t xml:space="preserve">    </w:t>
-      </w:r>
-      <w:r>
-        <w:rPr>
-          <w:rFonts w:ascii="Times New Roman" w:hAnsi="Times New Roman" w:cs="Times New Roman"/>
-        </w:rPr>
-        <w:t xml:space="preserve">D. j</w:t>
+        <w:t xml:space="preserve">D. M</w:t>
       </w:r>
     </w:p>
     <w:p>

--- a/backend/controllers/output_3.docx
+++ b/backend/controllers/output_3.docx
@@ -59,7 +59,7 @@
           <w:bCs/>
           <w:lang w:val="en-US"/>
         </w:rPr>
-        <w:t xml:space="preserve">CSE493</w:t>
+        <w:t xml:space="preserve">CSE316</w:t>
       </w:r>
       <w:proofErr w:type="spellStart"/>
       <w:r>
@@ -97,7 +97,7 @@
           <w:bCs/>
           <w:lang w:val="en-US"/>
         </w:rPr>
-        <w:t xml:space="preserve">OS Lab</w:t>
+        <w:t xml:space="preserve">Operating System</w:t>
       </w:r>
       <w:proofErr w:type="spellStart"/>
       <w:r>
@@ -1192,7 +1192,7 @@
           <w:rStyle w:val="markedcontent"/>
           <w:rFonts w:ascii="Times New Roman" w:hAnsi="Times New Roman" w:cs="Times New Roman"/>
         </w:rPr>
-        <w:t xml:space="preserve"> What is OS?</w:t>
+        <w:t xml:space="preserve"> dfvv</w:t>
       </w:r>
     </w:p>
     <w:p>
@@ -1208,73 +1208,11 @@
           <w:rStyle w:val="markedcontent"/>
           <w:rFonts w:ascii="Times New Roman" w:hAnsi="Times New Roman" w:cs="Times New Roman"/>
         </w:rPr>
-        <w:drawing>
-          <wp:inline distT="0" distB="0" distL="0" distR="0">
-            <wp:extent cx="1428750" cy="1428750"/>
-            <wp:effectExtent l="0" t="0" r="0" b="0"/>
-            <wp:docPr id="2" name="Image 2" descr="image"/>
-            <wp:cNvGraphicFramePr>
-              <a:graphicFrameLocks xmlns:a="http://schemas.openxmlformats.org/drawingml/2006/main" noChangeAspect="1"/>
-            </wp:cNvGraphicFramePr>
-            <a:graphic xmlns:a="http://schemas.openxmlformats.org/drawingml/2006/main">
-              <a:graphicData uri="http://schemas.openxmlformats.org/drawingml/2006/picture">
-                <pic:pic xmlns:pic="http://schemas.openxmlformats.org/drawingml/2006/picture">
-                  <pic:nvPicPr>
-                    <pic:cNvPr id="0" name="Picture 1" descr="image"/>
-                    <pic:cNvPicPr>
-                      <a:picLocks noChangeAspect="1" noChangeArrowheads="1"/>
-                    </pic:cNvPicPr>
-                  </pic:nvPicPr>
-                  <pic:blipFill>
-                    <a:blip r:embed="rId7">
-                      <a:extLst>
-                        <a:ext uri="{28A0092B-C50C-407E-A947-70E740481C1C}">
-                          <a14:useLocalDpi xmlns:a14="http://schemas.microsoft.com/office/drawing/2010/main" val="0"/>
-                        </a:ext>
-                      </a:extLst>
-                    </a:blip>
-                    <a:srcRect/>
-                    <a:stretch>
-                      <a:fillRect/>
-                    </a:stretch>
-                  </pic:blipFill>
-                  <pic:spPr bwMode="auto">
-                    <a:xfrm>
-                      <a:off x="0" y="0"/>
-                      <a:ext cx="1428750" cy="1428750"/>
-                    </a:xfrm>
-                    <a:prstGeom prst="rect">
-                      <a:avLst/>
-                    </a:prstGeom>
-                    <a:noFill/>
-                    <a:ln>
-                      <a:noFill/>
-                    </a:ln>
-                  </pic:spPr>
-                </pic:pic>
-              </a:graphicData>
-            </a:graphic>
-          </wp:inline>
-        </w:drawing>
       </w:r>
       <w:proofErr w:type="gramStart"/>
       <w:r>
         <w:rPr>
           <w:rStyle w:val="markedcontent"/>
-          <w:rFonts w:ascii="Times New Roman" w:hAnsi="Times New Roman" w:cs="Times New Roman"/>
-        </w:rPr>
-        <w:t/>
-      </w:r>
-      <w:r>
-        <w:rPr>
-          <w:rFonts w:ascii="Times New Roman" w:hAnsi="Times New Roman" w:cs="Times New Roman"/>
-        </w:rPr>
-        <w:t/>
-      </w:r>
-      <w:proofErr w:type="gramEnd"/>
-      <w:r>
-        <w:rPr>
-          <w:rStyle w:val="hljs-selector-id"/>
           <w:rFonts w:ascii="Times New Roman" w:hAnsi="Times New Roman" w:cs="Times New Roman"/>
         </w:rPr>
         <w:t/>
@@ -1292,34 +1230,13 @@
         <w:jc w:val="both"/>
         <w:rPr>
           <w:rFonts w:ascii="Times New Roman" w:hAnsi="Times New Roman" w:cs="Times New Roman"/>
-          <w:lang w:val="en-US"/>
-        </w:rPr>
-      </w:pPr>
-      <w:r>
-        <w:rPr>
-          <w:rFonts w:ascii="Times New Roman" w:hAnsi="Times New Roman" w:cs="Times New Roman"/>
-        </w:rPr>
-        <w:t xml:space="preserve">    </w:t>
-      </w:r>
-      <w:r>
-        <w:rPr>
-          <w:rFonts w:ascii="Times New Roman" w:hAnsi="Times New Roman" w:cs="Times New Roman"/>
-        </w:rPr>
-        <w:t xml:space="preserve">A. JJ</w:t>
-      </w:r>
-      <w:proofErr w:type="gramEnd"/>
-      <w:r>
-        <w:rPr>
-          <w:rStyle w:val="hljs-selector-id"/>
-          <w:rFonts w:ascii="Times New Roman" w:hAnsi="Times New Roman" w:cs="Times New Roman"/>
-        </w:rPr>
-        <w:t/>
-      </w:r>
-      <w:r>
-        <w:rPr>
-          <w:rFonts w:ascii="Times New Roman" w:hAnsi="Times New Roman" w:cs="Times New Roman"/>
-        </w:rPr>
-        <w:t/>
+        </w:rPr>
+      </w:pPr>
+      <w:r>
+        <w:rPr>
+          <w:rFonts w:ascii="Times New Roman" w:hAnsi="Times New Roman" w:cs="Times New Roman"/>
+        </w:rPr>
+        <w:t xml:space="preserve"> </w:t>
       </w:r>
     </w:p>
     <w:p>
@@ -1327,35 +1244,34 @@
         <w:spacing w:after="0" w:line="240" w:lineRule="auto"/>
         <w:jc w:val="both"/>
         <w:rPr>
-          <w:rFonts w:ascii="Times New Roman" w:hAnsi="Times New Roman" w:cs="Times New Roman"/>
-          <w:lang w:val="en-US"/>
-        </w:rPr>
-      </w:pPr>
-      <w:r>
-        <w:rPr>
-          <w:rFonts w:ascii="Times New Roman" w:hAnsi="Times New Roman" w:cs="Times New Roman"/>
-        </w:rPr>
-        <w:t xml:space="preserve">    </w:t>
-      </w:r>
-      <w:r>
-        <w:rPr>
-          <w:rFonts w:ascii="Times New Roman" w:hAnsi="Times New Roman" w:cs="Times New Roman"/>
-        </w:rPr>
-        <w:t xml:space="preserve">B. JJJJJJ</w:t>
-      </w:r>
-      <w:proofErr w:type="gramEnd"/>
-      <w:r>
-        <w:rPr>
-          <w:rStyle w:val="hljs-selector-id"/>
-          <w:rFonts w:ascii="Times New Roman" w:hAnsi="Times New Roman" w:cs="Times New Roman"/>
-        </w:rPr>
-        <w:t/>
-      </w:r>
-      <w:r>
-        <w:rPr>
-          <w:rFonts w:ascii="Times New Roman" w:hAnsi="Times New Roman" w:cs="Times New Roman"/>
-        </w:rPr>
-        <w:t/>
+          <w:rStyle w:val="markedcontent"/>
+          <w:rFonts w:ascii="Times New Roman" w:hAnsi="Times New Roman" w:cs="Times New Roman"/>
+        </w:rPr>
+      </w:pPr>
+      <w:r>
+        <w:rPr>
+          <w:rStyle w:val="markedcontent"/>
+          <w:rFonts w:ascii="Times New Roman" w:hAnsi="Times New Roman" w:cs="Times New Roman"/>
+          <w:b/>
+          <w:bCs/>
+        </w:rPr>
+        <w:t xml:space="preserve">2</w:t>
+      </w:r>
+      <w:r>
+        <w:rPr>
+          <w:rStyle w:val="markedcontent"/>
+          <w:rFonts w:ascii="Times New Roman" w:hAnsi="Times New Roman" w:cs="Times New Roman"/>
+          <w:b/>
+          <w:bCs/>
+        </w:rPr>
+        <w:t xml:space="preserve">.</w:t>
+      </w:r>
+      <w:r>
+        <w:rPr>
+          <w:rStyle w:val="markedcontent"/>
+          <w:rFonts w:ascii="Times New Roman" w:hAnsi="Times New Roman" w:cs="Times New Roman"/>
+        </w:rPr>
+        <w:t xml:space="preserve"> ada</w:t>
       </w:r>
     </w:p>
     <w:p>
@@ -1364,20 +1280,27 @@
         <w:jc w:val="both"/>
         <w:rPr>
           <w:rFonts w:ascii="Times New Roman" w:hAnsi="Times New Roman" w:cs="Times New Roman"/>
-          <w:lang w:val="en-US"/>
-        </w:rPr>
-      </w:pPr>
-      <w:r>
-        <w:rPr>
-          <w:rFonts w:ascii="Times New Roman" w:hAnsi="Times New Roman" w:cs="Times New Roman"/>
-        </w:rPr>
-        <w:t xml:space="preserve">    </w:t>
-      </w:r>
-      <w:r>
-        <w:rPr>
-          <w:rFonts w:ascii="Times New Roman" w:hAnsi="Times New Roman" w:cs="Times New Roman"/>
-        </w:rPr>
-        <w:t xml:space="preserve">C. JJJJ</w:t>
+        </w:rPr>
+      </w:pPr>
+      <w:r>
+        <w:rPr>
+          <w:rStyle w:val="markedcontent"/>
+          <w:rFonts w:ascii="Times New Roman" w:hAnsi="Times New Roman" w:cs="Times New Roman"/>
+        </w:rPr>
+      </w:r>
+      <w:proofErr w:type="gramStart"/>
+      <w:r>
+        <w:rPr>
+          <w:rStyle w:val="markedcontent"/>
+          <w:rFonts w:ascii="Times New Roman" w:hAnsi="Times New Roman" w:cs="Times New Roman"/>
+        </w:rPr>
+        <w:t/>
+      </w:r>
+      <w:r>
+        <w:rPr>
+          <w:rFonts w:ascii="Times New Roman" w:hAnsi="Times New Roman" w:cs="Times New Roman"/>
+        </w:rPr>
+        <w:t/>
       </w:r>
       <w:proofErr w:type="gramEnd"/>
       <w:r>
@@ -1413,7 +1336,115 @@
         <w:rPr>
           <w:rFonts w:ascii="Times New Roman" w:hAnsi="Times New Roman" w:cs="Times New Roman"/>
         </w:rPr>
-        <w:t xml:space="preserve">D. M</w:t>
+        <w:t xml:space="preserve">A. dad</w:t>
+      </w:r>
+      <w:proofErr w:type="gramEnd"/>
+      <w:r>
+        <w:rPr>
+          <w:rStyle w:val="hljs-selector-id"/>
+          <w:rFonts w:ascii="Times New Roman" w:hAnsi="Times New Roman" w:cs="Times New Roman"/>
+        </w:rPr>
+        <w:t/>
+      </w:r>
+      <w:r>
+        <w:rPr>
+          <w:rFonts w:ascii="Times New Roman" w:hAnsi="Times New Roman" w:cs="Times New Roman"/>
+        </w:rPr>
+        <w:t/>
+      </w:r>
+    </w:p>
+    <w:p>
+      <w:pPr>
+        <w:spacing w:after="0" w:line="240" w:lineRule="auto"/>
+        <w:jc w:val="both"/>
+        <w:rPr>
+          <w:rFonts w:ascii="Times New Roman" w:hAnsi="Times New Roman" w:cs="Times New Roman"/>
+          <w:lang w:val="en-US"/>
+        </w:rPr>
+      </w:pPr>
+      <w:r>
+        <w:rPr>
+          <w:rFonts w:ascii="Times New Roman" w:hAnsi="Times New Roman" w:cs="Times New Roman"/>
+        </w:rPr>
+        <w:t xml:space="preserve">    </w:t>
+      </w:r>
+      <w:r>
+        <w:rPr>
+          <w:rFonts w:ascii="Times New Roman" w:hAnsi="Times New Roman" w:cs="Times New Roman"/>
+        </w:rPr>
+        <w:t xml:space="preserve">B. adad</w:t>
+      </w:r>
+      <w:proofErr w:type="gramEnd"/>
+      <w:r>
+        <w:rPr>
+          <w:rStyle w:val="hljs-selector-id"/>
+          <w:rFonts w:ascii="Times New Roman" w:hAnsi="Times New Roman" w:cs="Times New Roman"/>
+        </w:rPr>
+        <w:t/>
+      </w:r>
+      <w:r>
+        <w:rPr>
+          <w:rFonts w:ascii="Times New Roman" w:hAnsi="Times New Roman" w:cs="Times New Roman"/>
+        </w:rPr>
+        <w:t/>
+      </w:r>
+    </w:p>
+    <w:p>
+      <w:pPr>
+        <w:spacing w:after="0" w:line="240" w:lineRule="auto"/>
+        <w:jc w:val="both"/>
+        <w:rPr>
+          <w:rFonts w:ascii="Times New Roman" w:hAnsi="Times New Roman" w:cs="Times New Roman"/>
+          <w:lang w:val="en-US"/>
+        </w:rPr>
+      </w:pPr>
+      <w:r>
+        <w:rPr>
+          <w:rFonts w:ascii="Times New Roman" w:hAnsi="Times New Roman" w:cs="Times New Roman"/>
+        </w:rPr>
+        <w:t xml:space="preserve">    </w:t>
+      </w:r>
+      <w:r>
+        <w:rPr>
+          <w:rFonts w:ascii="Times New Roman" w:hAnsi="Times New Roman" w:cs="Times New Roman"/>
+        </w:rPr>
+        <w:t xml:space="preserve">C. jjj</w:t>
+      </w:r>
+      <w:proofErr w:type="gramEnd"/>
+      <w:r>
+        <w:rPr>
+          <w:rStyle w:val="hljs-selector-id"/>
+          <w:rFonts w:ascii="Times New Roman" w:hAnsi="Times New Roman" w:cs="Times New Roman"/>
+        </w:rPr>
+        <w:t/>
+      </w:r>
+      <w:r>
+        <w:rPr>
+          <w:rFonts w:ascii="Times New Roman" w:hAnsi="Times New Roman" w:cs="Times New Roman"/>
+        </w:rPr>
+        <w:t/>
+      </w:r>
+    </w:p>
+    <w:p>
+      <w:pPr>
+        <w:spacing w:after="0" w:line="240" w:lineRule="auto"/>
+        <w:jc w:val="both"/>
+        <w:rPr>
+          <w:rFonts w:ascii="Times New Roman" w:hAnsi="Times New Roman" w:cs="Times New Roman"/>
+          <w:lang w:val="en-US"/>
+        </w:rPr>
+      </w:pPr>
+      <w:r>
+        <w:rPr>
+          <w:rFonts w:ascii="Times New Roman" w:hAnsi="Times New Roman" w:cs="Times New Roman"/>
+        </w:rPr>
+        <w:t xml:space="preserve">    </w:t>
+      </w:r>
+      <w:r>
+        <w:rPr>
+          <w:rFonts w:ascii="Times New Roman" w:hAnsi="Times New Roman" w:cs="Times New Roman"/>
+        </w:rPr>
+        <w:t xml:space="preserve">D. jjj</w:t>
       </w:r>
     </w:p>
     <w:p>

--- a/backend/controllers/output_3.docx
+++ b/backend/controllers/output_3.docx
@@ -19,7 +19,7 @@
           <w:bCs/>
           <w:lang w:val="en-US"/>
         </w:rPr>
-        <w:t xml:space="preserve">CA1</w:t>
+        <w:t xml:space="preserve">CA3</w:t>
       </w:r>
       <w:proofErr w:type="spellStart"/>
       <w:r>
@@ -1192,7 +1192,7 @@
           <w:rStyle w:val="markedcontent"/>
           <w:rFonts w:ascii="Times New Roman" w:hAnsi="Times New Roman" w:cs="Times New Roman"/>
         </w:rPr>
-        <w:t xml:space="preserve"> dfvv</w:t>
+        <w:t xml:space="preserve"> This is a test question.</w:t>
       </w:r>
     </w:p>
     <w:p>
@@ -1222,229 +1222,6 @@
           <w:rFonts w:ascii="Times New Roman" w:hAnsi="Times New Roman" w:cs="Times New Roman"/>
         </w:rPr>
         <w:t/>
-      </w:r>
-    </w:p>
-    <w:p>
-      <w:pPr>
-        <w:spacing w:after="0" w:line="240" w:lineRule="auto"/>
-        <w:jc w:val="both"/>
-        <w:rPr>
-          <w:rFonts w:ascii="Times New Roman" w:hAnsi="Times New Roman" w:cs="Times New Roman"/>
-        </w:rPr>
-      </w:pPr>
-      <w:r>
-        <w:rPr>
-          <w:rFonts w:ascii="Times New Roman" w:hAnsi="Times New Roman" w:cs="Times New Roman"/>
-        </w:rPr>
-        <w:t xml:space="preserve"> </w:t>
-      </w:r>
-    </w:p>
-    <w:p>
-      <w:pPr>
-        <w:spacing w:after="0" w:line="240" w:lineRule="auto"/>
-        <w:jc w:val="both"/>
-        <w:rPr>
-          <w:rStyle w:val="markedcontent"/>
-          <w:rFonts w:ascii="Times New Roman" w:hAnsi="Times New Roman" w:cs="Times New Roman"/>
-        </w:rPr>
-      </w:pPr>
-      <w:r>
-        <w:rPr>
-          <w:rStyle w:val="markedcontent"/>
-          <w:rFonts w:ascii="Times New Roman" w:hAnsi="Times New Roman" w:cs="Times New Roman"/>
-          <w:b/>
-          <w:bCs/>
-        </w:rPr>
-        <w:t xml:space="preserve">2</w:t>
-      </w:r>
-      <w:r>
-        <w:rPr>
-          <w:rStyle w:val="markedcontent"/>
-          <w:rFonts w:ascii="Times New Roman" w:hAnsi="Times New Roman" w:cs="Times New Roman"/>
-          <w:b/>
-          <w:bCs/>
-        </w:rPr>
-        <w:t xml:space="preserve">.</w:t>
-      </w:r>
-      <w:r>
-        <w:rPr>
-          <w:rStyle w:val="markedcontent"/>
-          <w:rFonts w:ascii="Times New Roman" w:hAnsi="Times New Roman" w:cs="Times New Roman"/>
-        </w:rPr>
-        <w:t xml:space="preserve"> ada</w:t>
-      </w:r>
-    </w:p>
-    <w:p>
-      <w:pPr>
-        <w:spacing w:after="0" w:line="240" w:lineRule="auto"/>
-        <w:jc w:val="both"/>
-        <w:rPr>
-          <w:rFonts w:ascii="Times New Roman" w:hAnsi="Times New Roman" w:cs="Times New Roman"/>
-        </w:rPr>
-      </w:pPr>
-      <w:r>
-        <w:rPr>
-          <w:rStyle w:val="markedcontent"/>
-          <w:rFonts w:ascii="Times New Roman" w:hAnsi="Times New Roman" w:cs="Times New Roman"/>
-        </w:rPr>
-      </w:r>
-      <w:proofErr w:type="gramStart"/>
-      <w:r>
-        <w:rPr>
-          <w:rStyle w:val="markedcontent"/>
-          <w:rFonts w:ascii="Times New Roman" w:hAnsi="Times New Roman" w:cs="Times New Roman"/>
-        </w:rPr>
-        <w:t/>
-      </w:r>
-      <w:r>
-        <w:rPr>
-          <w:rFonts w:ascii="Times New Roman" w:hAnsi="Times New Roman" w:cs="Times New Roman"/>
-        </w:rPr>
-        <w:t/>
-      </w:r>
-      <w:proofErr w:type="gramEnd"/>
-      <w:r>
-        <w:rPr>
-          <w:rStyle w:val="hljs-selector-id"/>
-          <w:rFonts w:ascii="Times New Roman" w:hAnsi="Times New Roman" w:cs="Times New Roman"/>
-        </w:rPr>
-        <w:t/>
-      </w:r>
-      <w:r>
-        <w:rPr>
-          <w:rFonts w:ascii="Times New Roman" w:hAnsi="Times New Roman" w:cs="Times New Roman"/>
-        </w:rPr>
-        <w:t/>
-      </w:r>
-    </w:p>
-    <w:p>
-      <w:pPr>
-        <w:spacing w:after="0" w:line="240" w:lineRule="auto"/>
-        <w:jc w:val="both"/>
-        <w:rPr>
-          <w:rFonts w:ascii="Times New Roman" w:hAnsi="Times New Roman" w:cs="Times New Roman"/>
-          <w:lang w:val="en-US"/>
-        </w:rPr>
-      </w:pPr>
-      <w:r>
-        <w:rPr>
-          <w:rFonts w:ascii="Times New Roman" w:hAnsi="Times New Roman" w:cs="Times New Roman"/>
-        </w:rPr>
-        <w:t xml:space="preserve">    </w:t>
-      </w:r>
-      <w:r>
-        <w:rPr>
-          <w:rFonts w:ascii="Times New Roman" w:hAnsi="Times New Roman" w:cs="Times New Roman"/>
-        </w:rPr>
-        <w:t xml:space="preserve">A. dad</w:t>
-      </w:r>
-      <w:proofErr w:type="gramEnd"/>
-      <w:r>
-        <w:rPr>
-          <w:rStyle w:val="hljs-selector-id"/>
-          <w:rFonts w:ascii="Times New Roman" w:hAnsi="Times New Roman" w:cs="Times New Roman"/>
-        </w:rPr>
-        <w:t/>
-      </w:r>
-      <w:r>
-        <w:rPr>
-          <w:rFonts w:ascii="Times New Roman" w:hAnsi="Times New Roman" w:cs="Times New Roman"/>
-        </w:rPr>
-        <w:t/>
-      </w:r>
-    </w:p>
-    <w:p>
-      <w:pPr>
-        <w:spacing w:after="0" w:line="240" w:lineRule="auto"/>
-        <w:jc w:val="both"/>
-        <w:rPr>
-          <w:rFonts w:ascii="Times New Roman" w:hAnsi="Times New Roman" w:cs="Times New Roman"/>
-          <w:lang w:val="en-US"/>
-        </w:rPr>
-      </w:pPr>
-      <w:r>
-        <w:rPr>
-          <w:rFonts w:ascii="Times New Roman" w:hAnsi="Times New Roman" w:cs="Times New Roman"/>
-        </w:rPr>
-        <w:t xml:space="preserve">    </w:t>
-      </w:r>
-      <w:r>
-        <w:rPr>
-          <w:rFonts w:ascii="Times New Roman" w:hAnsi="Times New Roman" w:cs="Times New Roman"/>
-        </w:rPr>
-        <w:t xml:space="preserve">B. adad</w:t>
-      </w:r>
-      <w:proofErr w:type="gramEnd"/>
-      <w:r>
-        <w:rPr>
-          <w:rStyle w:val="hljs-selector-id"/>
-          <w:rFonts w:ascii="Times New Roman" w:hAnsi="Times New Roman" w:cs="Times New Roman"/>
-        </w:rPr>
-        <w:t/>
-      </w:r>
-      <w:r>
-        <w:rPr>
-          <w:rFonts w:ascii="Times New Roman" w:hAnsi="Times New Roman" w:cs="Times New Roman"/>
-        </w:rPr>
-        <w:t/>
-      </w:r>
-    </w:p>
-    <w:p>
-      <w:pPr>
-        <w:spacing w:after="0" w:line="240" w:lineRule="auto"/>
-        <w:jc w:val="both"/>
-        <w:rPr>
-          <w:rFonts w:ascii="Times New Roman" w:hAnsi="Times New Roman" w:cs="Times New Roman"/>
-          <w:lang w:val="en-US"/>
-        </w:rPr>
-      </w:pPr>
-      <w:r>
-        <w:rPr>
-          <w:rFonts w:ascii="Times New Roman" w:hAnsi="Times New Roman" w:cs="Times New Roman"/>
-        </w:rPr>
-        <w:t xml:space="preserve">    </w:t>
-      </w:r>
-      <w:r>
-        <w:rPr>
-          <w:rFonts w:ascii="Times New Roman" w:hAnsi="Times New Roman" w:cs="Times New Roman"/>
-        </w:rPr>
-        <w:t xml:space="preserve">C. jjj</w:t>
-      </w:r>
-      <w:proofErr w:type="gramEnd"/>
-      <w:r>
-        <w:rPr>
-          <w:rStyle w:val="hljs-selector-id"/>
-          <w:rFonts w:ascii="Times New Roman" w:hAnsi="Times New Roman" w:cs="Times New Roman"/>
-        </w:rPr>
-        <w:t/>
-      </w:r>
-      <w:r>
-        <w:rPr>
-          <w:rFonts w:ascii="Times New Roman" w:hAnsi="Times New Roman" w:cs="Times New Roman"/>
-        </w:rPr>
-        <w:t/>
-      </w:r>
-    </w:p>
-    <w:p>
-      <w:pPr>
-        <w:spacing w:after="0" w:line="240" w:lineRule="auto"/>
-        <w:jc w:val="both"/>
-        <w:rPr>
-          <w:rFonts w:ascii="Times New Roman" w:hAnsi="Times New Roman" w:cs="Times New Roman"/>
-          <w:lang w:val="en-US"/>
-        </w:rPr>
-      </w:pPr>
-      <w:r>
-        <w:rPr>
-          <w:rFonts w:ascii="Times New Roman" w:hAnsi="Times New Roman" w:cs="Times New Roman"/>
-        </w:rPr>
-        <w:t xml:space="preserve">    </w:t>
-      </w:r>
-      <w:r>
-        <w:rPr>
-          <w:rFonts w:ascii="Times New Roman" w:hAnsi="Times New Roman" w:cs="Times New Roman"/>
-        </w:rPr>
-        <w:t xml:space="preserve">D. jjj</w:t>
       </w:r>
     </w:p>
     <w:p>

--- a/backend/controllers/output_3.docx
+++ b/backend/controllers/output_3.docx
@@ -19,7 +19,7 @@
           <w:bCs/>
           <w:lang w:val="en-US"/>
         </w:rPr>
-        <w:t xml:space="preserve">CA3</w:t>
+        <w:t xml:space="preserve">CA2</w:t>
       </w:r>
       <w:proofErr w:type="spellStart"/>
       <w:r>
@@ -59,7 +59,7 @@
           <w:bCs/>
           <w:lang w:val="en-US"/>
         </w:rPr>
-        <w:t xml:space="preserve">CSE316</w:t>
+        <w:t xml:space="preserve">CSE372</w:t>
       </w:r>
       <w:proofErr w:type="spellStart"/>
       <w:r>
@@ -97,7 +97,7 @@
           <w:bCs/>
           <w:lang w:val="en-US"/>
         </w:rPr>
-        <w:t xml:space="preserve">Operating System</w:t>
+        <w:t xml:space="preserve">UI UX Design</w:t>
       </w:r>
       <w:proofErr w:type="spellStart"/>
       <w:r>
@@ -1192,7 +1192,7 @@
           <w:rStyle w:val="markedcontent"/>
           <w:rFonts w:ascii="Times New Roman" w:hAnsi="Times New Roman" w:cs="Times New Roman"/>
         </w:rPr>
-        <w:t xml:space="preserve"> This is a test question.</w:t>
+        <w:t xml:space="preserve"> What is lIIfe?</w:t>
       </w:r>
     </w:p>
     <w:p>
@@ -1222,6 +1222,373 @@
           <w:rFonts w:ascii="Times New Roman" w:hAnsi="Times New Roman" w:cs="Times New Roman"/>
         </w:rPr>
         <w:t/>
+      </w:r>
+      <w:proofErr w:type="gramEnd"/>
+      <w:r>
+        <w:rPr>
+          <w:rStyle w:val="hljs-selector-id"/>
+          <w:rFonts w:ascii="Times New Roman" w:hAnsi="Times New Roman" w:cs="Times New Roman"/>
+        </w:rPr>
+        <w:t/>
+      </w:r>
+      <w:r>
+        <w:rPr>
+          <w:rFonts w:ascii="Times New Roman" w:hAnsi="Times New Roman" w:cs="Times New Roman"/>
+        </w:rPr>
+        <w:t/>
+      </w:r>
+    </w:p>
+    <w:p>
+      <w:pPr>
+        <w:spacing w:after="0" w:line="240" w:lineRule="auto"/>
+        <w:jc w:val="both"/>
+        <w:rPr>
+          <w:rFonts w:ascii="Times New Roman" w:hAnsi="Times New Roman" w:cs="Times New Roman"/>
+          <w:lang w:val="en-US"/>
+        </w:rPr>
+      </w:pPr>
+      <w:r>
+        <w:rPr>
+          <w:rFonts w:ascii="Times New Roman" w:hAnsi="Times New Roman" w:cs="Times New Roman"/>
+        </w:rPr>
+        <w:t xml:space="preserve">    </w:t>
+      </w:r>
+      <w:r>
+        <w:rPr>
+          <w:rFonts w:ascii="Times New Roman" w:hAnsi="Times New Roman" w:cs="Times New Roman"/>
+        </w:rPr>
+        <w:t xml:space="preserve">A. Akash</w:t>
+      </w:r>
+      <w:proofErr w:type="gramEnd"/>
+      <w:r>
+        <w:rPr>
+          <w:rStyle w:val="hljs-selector-id"/>
+          <w:rFonts w:ascii="Times New Roman" w:hAnsi="Times New Roman" w:cs="Times New Roman"/>
+        </w:rPr>
+        <w:t/>
+      </w:r>
+      <w:r>
+        <w:rPr>
+          <w:rFonts w:ascii="Times New Roman" w:hAnsi="Times New Roman" w:cs="Times New Roman"/>
+        </w:rPr>
+        <w:t/>
+      </w:r>
+    </w:p>
+    <w:p>
+      <w:pPr>
+        <w:spacing w:after="0" w:line="240" w:lineRule="auto"/>
+        <w:jc w:val="both"/>
+        <w:rPr>
+          <w:rFonts w:ascii="Times New Roman" w:hAnsi="Times New Roman" w:cs="Times New Roman"/>
+          <w:lang w:val="en-US"/>
+        </w:rPr>
+      </w:pPr>
+      <w:r>
+        <w:rPr>
+          <w:rFonts w:ascii="Times New Roman" w:hAnsi="Times New Roman" w:cs="Times New Roman"/>
+        </w:rPr>
+        <w:t xml:space="preserve">    </w:t>
+      </w:r>
+      <w:r>
+        <w:rPr>
+          <w:rFonts w:ascii="Times New Roman" w:hAnsi="Times New Roman" w:cs="Times New Roman"/>
+        </w:rPr>
+        <w:t xml:space="preserve">B. Harsh</w:t>
+      </w:r>
+      <w:proofErr w:type="gramEnd"/>
+      <w:r>
+        <w:rPr>
+          <w:rStyle w:val="hljs-selector-id"/>
+          <w:rFonts w:ascii="Times New Roman" w:hAnsi="Times New Roman" w:cs="Times New Roman"/>
+        </w:rPr>
+        <w:t/>
+      </w:r>
+      <w:r>
+        <w:rPr>
+          <w:rFonts w:ascii="Times New Roman" w:hAnsi="Times New Roman" w:cs="Times New Roman"/>
+        </w:rPr>
+        <w:t/>
+      </w:r>
+    </w:p>
+    <w:p>
+      <w:pPr>
+        <w:spacing w:after="0" w:line="240" w:lineRule="auto"/>
+        <w:jc w:val="both"/>
+        <w:rPr>
+          <w:rFonts w:ascii="Times New Roman" w:hAnsi="Times New Roman" w:cs="Times New Roman"/>
+          <w:lang w:val="en-US"/>
+        </w:rPr>
+      </w:pPr>
+      <w:r>
+        <w:rPr>
+          <w:rFonts w:ascii="Times New Roman" w:hAnsi="Times New Roman" w:cs="Times New Roman"/>
+        </w:rPr>
+        <w:t xml:space="preserve">    </w:t>
+      </w:r>
+      <w:r>
+        <w:rPr>
+          <w:rFonts w:ascii="Times New Roman" w:hAnsi="Times New Roman" w:cs="Times New Roman"/>
+        </w:rPr>
+        <w:t xml:space="preserve">C. Hi</w:t>
+      </w:r>
+      <w:proofErr w:type="gramEnd"/>
+      <w:r>
+        <w:rPr>
+          <w:rStyle w:val="hljs-selector-id"/>
+          <w:rFonts w:ascii="Times New Roman" w:hAnsi="Times New Roman" w:cs="Times New Roman"/>
+        </w:rPr>
+        <w:t/>
+      </w:r>
+      <w:r>
+        <w:rPr>
+          <w:rFonts w:ascii="Times New Roman" w:hAnsi="Times New Roman" w:cs="Times New Roman"/>
+        </w:rPr>
+        <w:t/>
+      </w:r>
+    </w:p>
+    <w:p>
+      <w:pPr>
+        <w:spacing w:after="0" w:line="240" w:lineRule="auto"/>
+        <w:jc w:val="both"/>
+        <w:rPr>
+          <w:rFonts w:ascii="Times New Roman" w:hAnsi="Times New Roman" w:cs="Times New Roman"/>
+          <w:lang w:val="en-US"/>
+        </w:rPr>
+      </w:pPr>
+      <w:r>
+        <w:rPr>
+          <w:rFonts w:ascii="Times New Roman" w:hAnsi="Times New Roman" w:cs="Times New Roman"/>
+        </w:rPr>
+        <w:t xml:space="preserve">    </w:t>
+      </w:r>
+      <w:r>
+        <w:rPr>
+          <w:rFonts w:ascii="Times New Roman" w:hAnsi="Times New Roman" w:cs="Times New Roman"/>
+        </w:rPr>
+        <w:t xml:space="preserve">D. Hello</w:t>
+      </w:r>
+    </w:p>
+    <w:p>
+      <w:pPr>
+        <w:spacing w:after="0" w:line="240" w:lineRule="auto"/>
+        <w:jc w:val="both"/>
+        <w:rPr>
+          <w:rFonts w:ascii="Times New Roman" w:hAnsi="Times New Roman" w:cs="Times New Roman"/>
+        </w:rPr>
+      </w:pPr>
+      <w:r>
+        <w:rPr>
+          <w:rFonts w:ascii="Times New Roman" w:hAnsi="Times New Roman" w:cs="Times New Roman"/>
+        </w:rPr>
+        <w:t xml:space="preserve"> </w:t>
+      </w:r>
+    </w:p>
+    <w:p>
+      <w:pPr>
+        <w:spacing w:after="0" w:line="240" w:lineRule="auto"/>
+        <w:jc w:val="both"/>
+        <w:rPr>
+          <w:rStyle w:val="markedcontent"/>
+          <w:rFonts w:ascii="Times New Roman" w:hAnsi="Times New Roman" w:cs="Times New Roman"/>
+        </w:rPr>
+      </w:pPr>
+      <w:r>
+        <w:rPr>
+          <w:rStyle w:val="markedcontent"/>
+          <w:rFonts w:ascii="Times New Roman" w:hAnsi="Times New Roman" w:cs="Times New Roman"/>
+          <w:b/>
+          <w:bCs/>
+        </w:rPr>
+        <w:t xml:space="preserve">2</w:t>
+      </w:r>
+      <w:r>
+        <w:rPr>
+          <w:rStyle w:val="markedcontent"/>
+          <w:rFonts w:ascii="Times New Roman" w:hAnsi="Times New Roman" w:cs="Times New Roman"/>
+          <w:b/>
+          <w:bCs/>
+        </w:rPr>
+        <w:t xml:space="preserve">.</w:t>
+      </w:r>
+      <w:r>
+        <w:rPr>
+          <w:rStyle w:val="markedcontent"/>
+          <w:rFonts w:ascii="Times New Roman" w:hAnsi="Times New Roman" w:cs="Times New Roman"/>
+        </w:rPr>
+        <w:t xml:space="preserve"> What is UI?</w:t>
+      </w:r>
+    </w:p>
+    <w:p>
+      <w:pPr>
+        <w:spacing w:after="0" w:line="240" w:lineRule="auto"/>
+        <w:jc w:val="both"/>
+        <w:rPr>
+          <w:rFonts w:ascii="Times New Roman" w:hAnsi="Times New Roman" w:cs="Times New Roman"/>
+        </w:rPr>
+      </w:pPr>
+      <w:r>
+        <w:rPr>
+          <w:rStyle w:val="markedcontent"/>
+          <w:rFonts w:ascii="Times New Roman" w:hAnsi="Times New Roman" w:cs="Times New Roman"/>
+        </w:rPr>
+      </w:r>
+      <w:proofErr w:type="gramStart"/>
+      <w:r>
+        <w:rPr>
+          <w:rStyle w:val="markedcontent"/>
+          <w:rFonts w:ascii="Times New Roman" w:hAnsi="Times New Roman" w:cs="Times New Roman"/>
+        </w:rPr>
+        <w:t/>
+      </w:r>
+      <w:r>
+        <w:rPr>
+          <w:rFonts w:ascii="Times New Roman" w:hAnsi="Times New Roman" w:cs="Times New Roman"/>
+        </w:rPr>
+        <w:t/>
+      </w:r>
+      <w:proofErr w:type="gramEnd"/>
+      <w:r>
+        <w:rPr>
+          <w:rStyle w:val="hljs-selector-id"/>
+          <w:rFonts w:ascii="Times New Roman" w:hAnsi="Times New Roman" w:cs="Times New Roman"/>
+        </w:rPr>
+        <w:t/>
+      </w:r>
+      <w:r>
+        <w:rPr>
+          <w:rFonts w:ascii="Times New Roman" w:hAnsi="Times New Roman" w:cs="Times New Roman"/>
+        </w:rPr>
+        <w:t/>
+      </w:r>
+    </w:p>
+    <w:p>
+      <w:pPr>
+        <w:spacing w:after="0" w:line="240" w:lineRule="auto"/>
+        <w:jc w:val="both"/>
+        <w:rPr>
+          <w:rFonts w:ascii="Times New Roman" w:hAnsi="Times New Roman" w:cs="Times New Roman"/>
+          <w:lang w:val="en-US"/>
+        </w:rPr>
+      </w:pPr>
+      <w:r>
+        <w:rPr>
+          <w:rFonts w:ascii="Times New Roman" w:hAnsi="Times New Roman" w:cs="Times New Roman"/>
+        </w:rPr>
+        <w:t xml:space="preserve">    </w:t>
+      </w:r>
+      <w:r>
+        <w:rPr>
+          <w:rFonts w:ascii="Times New Roman" w:hAnsi="Times New Roman" w:cs="Times New Roman"/>
+        </w:rPr>
+        <w:t xml:space="preserve">A. hdhd</w:t>
+      </w:r>
+      <w:proofErr w:type="gramEnd"/>
+      <w:r>
+        <w:rPr>
+          <w:rStyle w:val="hljs-selector-id"/>
+          <w:rFonts w:ascii="Times New Roman" w:hAnsi="Times New Roman" w:cs="Times New Roman"/>
+        </w:rPr>
+        <w:t/>
+      </w:r>
+      <w:r>
+        <w:rPr>
+          <w:rFonts w:ascii="Times New Roman" w:hAnsi="Times New Roman" w:cs="Times New Roman"/>
+        </w:rPr>
+        <w:t/>
+      </w:r>
+    </w:p>
+    <w:p>
+      <w:pPr>
+        <w:spacing w:after="0" w:line="240" w:lineRule="auto"/>
+        <w:jc w:val="both"/>
+        <w:rPr>
+          <w:rFonts w:ascii="Times New Roman" w:hAnsi="Times New Roman" w:cs="Times New Roman"/>
+          <w:lang w:val="en-US"/>
+        </w:rPr>
+      </w:pPr>
+      <w:r>
+        <w:rPr>
+          <w:rFonts w:ascii="Times New Roman" w:hAnsi="Times New Roman" w:cs="Times New Roman"/>
+        </w:rPr>
+        <w:t xml:space="preserve">    </w:t>
+      </w:r>
+      <w:r>
+        <w:rPr>
+          <w:rFonts w:ascii="Times New Roman" w:hAnsi="Times New Roman" w:cs="Times New Roman"/>
+        </w:rPr>
+        <w:t xml:space="preserve">B. hdhdh</w:t>
+      </w:r>
+      <w:proofErr w:type="gramEnd"/>
+      <w:r>
+        <w:rPr>
+          <w:rStyle w:val="hljs-selector-id"/>
+          <w:rFonts w:ascii="Times New Roman" w:hAnsi="Times New Roman" w:cs="Times New Roman"/>
+        </w:rPr>
+        <w:t/>
+      </w:r>
+      <w:r>
+        <w:rPr>
+          <w:rFonts w:ascii="Times New Roman" w:hAnsi="Times New Roman" w:cs="Times New Roman"/>
+        </w:rPr>
+        <w:t/>
+      </w:r>
+    </w:p>
+    <w:p>
+      <w:pPr>
+        <w:spacing w:after="0" w:line="240" w:lineRule="auto"/>
+        <w:jc w:val="both"/>
+        <w:rPr>
+          <w:rFonts w:ascii="Times New Roman" w:hAnsi="Times New Roman" w:cs="Times New Roman"/>
+          <w:lang w:val="en-US"/>
+        </w:rPr>
+      </w:pPr>
+      <w:r>
+        <w:rPr>
+          <w:rFonts w:ascii="Times New Roman" w:hAnsi="Times New Roman" w:cs="Times New Roman"/>
+        </w:rPr>
+        <w:t xml:space="preserve">    </w:t>
+      </w:r>
+      <w:r>
+        <w:rPr>
+          <w:rFonts w:ascii="Times New Roman" w:hAnsi="Times New Roman" w:cs="Times New Roman"/>
+        </w:rPr>
+        <w:t xml:space="preserve">C. hhh</w:t>
+      </w:r>
+      <w:proofErr w:type="gramEnd"/>
+      <w:r>
+        <w:rPr>
+          <w:rStyle w:val="hljs-selector-id"/>
+          <w:rFonts w:ascii="Times New Roman" w:hAnsi="Times New Roman" w:cs="Times New Roman"/>
+        </w:rPr>
+        <w:t/>
+      </w:r>
+      <w:r>
+        <w:rPr>
+          <w:rFonts w:ascii="Times New Roman" w:hAnsi="Times New Roman" w:cs="Times New Roman"/>
+        </w:rPr>
+        <w:t/>
+      </w:r>
+    </w:p>
+    <w:p>
+      <w:pPr>
+        <w:spacing w:after="0" w:line="240" w:lineRule="auto"/>
+        <w:jc w:val="both"/>
+        <w:rPr>
+          <w:rFonts w:ascii="Times New Roman" w:hAnsi="Times New Roman" w:cs="Times New Roman"/>
+          <w:lang w:val="en-US"/>
+        </w:rPr>
+      </w:pPr>
+      <w:r>
+        <w:rPr>
+          <w:rFonts w:ascii="Times New Roman" w:hAnsi="Times New Roman" w:cs="Times New Roman"/>
+        </w:rPr>
+        <w:t xml:space="preserve">    </w:t>
+      </w:r>
+      <w:r>
+        <w:rPr>
+          <w:rFonts w:ascii="Times New Roman" w:hAnsi="Times New Roman" w:cs="Times New Roman"/>
+        </w:rPr>
+        <w:t xml:space="preserve">D. hhd</w:t>
       </w:r>
     </w:p>
     <w:p>
